--- a/docs/Research/Project University Health Center - Continued Research.docx
+++ b/docs/Research/Project University Health Center - Continued Research.docx
@@ -129,7 +129,7 @@
         <w:rPr>
           <w:b/>
         </w:rPr>
-        <w:t xml:space="preserve">College of Basic Education CS Department  </w:t>
+        <w:t xml:space="preserve">College of Basic Education </w:t>
       </w:r>
     </w:p>
     <w:p>
@@ -2073,31 +2073,7 @@
     </w:p>
     <w:p>
       <w:pPr>
-        <w:jc w:val="right"/>
-        <w:rPr>
-          <w:rFonts w:asciiTheme="minorBidi" w:hAnsiTheme="minorBidi"/>
-          <w:b/>
-          <w:bCs/>
-          <w:szCs w:val="28"/>
-          <w:rtl/>
-        </w:rPr>
-      </w:pPr>
-    </w:p>
-    <w:p>
-      <w:pPr>
-        <w:jc w:val="right"/>
-        <w:rPr>
-          <w:rFonts w:asciiTheme="minorBidi" w:hAnsiTheme="minorBidi"/>
-          <w:b/>
-          <w:bCs/>
-          <w:szCs w:val="28"/>
-          <w:rtl/>
-        </w:rPr>
-      </w:pPr>
-    </w:p>
-    <w:p>
-      <w:pPr>
-        <w:jc w:val="right"/>
+        <w:ind w:left="0" w:firstLine="0"/>
         <w:rPr>
           <w:rFonts w:asciiTheme="minorBidi" w:hAnsiTheme="minorBidi"/>
           <w:b/>
@@ -2229,7 +2205,6 @@
           <w:rtl/>
           <w:lang w:bidi="ku-Arab-IQ"/>
         </w:rPr>
-        <w:lastRenderedPageBreak/>
         <w:t xml:space="preserve">                                                                                      </w:t>
       </w:r>
       <w:r>
@@ -2323,19 +2298,9 @@
     </w:p>
     <w:p>
       <w:pPr>
-        <w:jc w:val="right"/>
-        <w:rPr>
-          <w:rFonts w:asciiTheme="minorBidi" w:hAnsiTheme="minorBidi" w:cs="Arial"/>
-          <w:b/>
-          <w:bCs/>
-          <w:szCs w:val="28"/>
-          <w:lang w:bidi="ku-Arab-IQ"/>
-        </w:rPr>
-      </w:pPr>
-    </w:p>
-    <w:p>
-      <w:pPr>
-        <w:jc w:val="right"/>
+        <w:spacing w:after="160" w:line="278" w:lineRule="auto"/>
+        <w:ind w:left="0" w:firstLine="0"/>
+        <w:jc w:val="left"/>
         <w:rPr>
           <w:rFonts w:asciiTheme="minorBidi" w:hAnsiTheme="minorBidi" w:cs="Arial"/>
           <w:b/>
@@ -2345,19 +2310,16 @@
           <w:lang w:bidi="ku-Arab-IQ"/>
         </w:rPr>
       </w:pPr>
-    </w:p>
-    <w:p>
-      <w:pPr>
-        <w:jc w:val="right"/>
+      <w:r>
         <w:rPr>
           <w:rFonts w:asciiTheme="minorBidi" w:hAnsiTheme="minorBidi" w:cs="Arial"/>
           <w:b/>
           <w:bCs/>
           <w:szCs w:val="28"/>
-          <w:rtl/>
           <w:lang w:bidi="ku-Arab-IQ"/>
         </w:rPr>
-      </w:pPr>
+        <w:br w:type="page"/>
+      </w:r>
     </w:p>
     <w:p>
       <w:pPr>
@@ -2382,6 +2344,7 @@
           <w:rtl/>
           <w:lang w:bidi="ku-Arab-IQ"/>
         </w:rPr>
+        <w:lastRenderedPageBreak/>
         <w:t>بریاری لیژنەی گفتوگۆی پڕۆژەی دەرچوون</w:t>
       </w:r>
     </w:p>
@@ -2773,7 +2736,6 @@
           <w:rtl/>
           <w:lang w:bidi="ku-Arab-IQ"/>
         </w:rPr>
-        <w:lastRenderedPageBreak/>
         <w:t xml:space="preserve">پ.ی.د ئاکۆ محەمەد عبداللە    </w:t>
       </w:r>
     </w:p>
@@ -3188,15 +3150,13 @@
               <w:tab w:val="right" w:leader="dot" w:pos="9353"/>
             </w:tabs>
             <w:rPr>
-              <w:rFonts w:asciiTheme="majorBidi" w:eastAsiaTheme="minorEastAsia" w:hAnsiTheme="majorBidi" w:cstheme="majorBidi"/>
+              <w:rFonts w:asciiTheme="minorHAnsi" w:eastAsiaTheme="minorEastAsia" w:hAnsiTheme="minorHAnsi" w:cstheme="minorBidi"/>
               <w:b/>
               <w:bCs/>
               <w:noProof/>
               <w:color w:val="auto"/>
-              <w:kern w:val="0"/>
-              <w:sz w:val="28"/>
-              <w:szCs w:val="28"/>
-              <w14:ligatures w14:val="none"/>
+              <w:sz w:val="40"/>
+              <w:szCs w:val="40"/>
             </w:rPr>
           </w:pPr>
           <w:r>
@@ -3223,7 +3183,7 @@
             </w:rPr>
             <w:fldChar w:fldCharType="separate"/>
           </w:r>
-          <w:hyperlink w:anchor="_Toc220269985" w:history="1">
+          <w:hyperlink w:anchor="_Toc228887871" w:history="1">
             <w:r>
               <w:rPr>
                 <w:rStyle w:val="Hyperlink"/>
@@ -3232,114 +3192,83 @@
                 <w:bCs/>
                 <w:noProof/>
                 <w:sz w:val="28"/>
-                <w:szCs w:val="28"/>
-              </w:rPr>
-              <w:t>Chapter One:</w:t>
-            </w:r>
-            <w:r>
-              <w:rPr>
-                <w:rStyle w:val="Hyperlink"/>
-                <w:rFonts w:asciiTheme="majorBidi" w:hAnsiTheme="majorBidi" w:cstheme="majorBidi"/>
+                <w:szCs w:val="40"/>
+              </w:rPr>
+              <w:t>Chapter One:INTRODUCTON</w:t>
+            </w:r>
+            <w:r>
+              <w:rPr>
                 <w:b/>
                 <w:bCs/>
                 <w:noProof/>
+                <w:webHidden/>
                 <w:sz w:val="28"/>
-                <w:szCs w:val="28"/>
-              </w:rPr>
-              <w:t xml:space="preserve"> </w:t>
-            </w:r>
-            <w:r>
-              <w:rPr>
-                <w:rStyle w:val="Hyperlink"/>
-                <w:rFonts w:asciiTheme="majorBidi" w:hAnsiTheme="majorBidi" w:cstheme="majorBidi"/>
+                <w:szCs w:val="40"/>
+              </w:rPr>
+              <w:tab/>
+            </w:r>
+            <w:r>
+              <w:rPr>
                 <w:b/>
                 <w:bCs/>
                 <w:noProof/>
+                <w:webHidden/>
                 <w:sz w:val="28"/>
-                <w:szCs w:val="28"/>
-              </w:rPr>
-              <w:t>INTRODUCTON</w:t>
-            </w:r>
-            <w:r>
-              <w:rPr>
-                <w:rFonts w:asciiTheme="majorBidi" w:hAnsiTheme="majorBidi" w:cstheme="majorBidi"/>
+                <w:szCs w:val="40"/>
+              </w:rPr>
+              <w:fldChar w:fldCharType="begin"/>
+            </w:r>
+            <w:r>
+              <w:rPr>
                 <w:b/>
                 <w:bCs/>
                 <w:noProof/>
                 <w:webHidden/>
                 <w:sz w:val="28"/>
-                <w:szCs w:val="28"/>
-              </w:rPr>
-              <w:tab/>
-            </w:r>
-            <w:r>
-              <w:rPr>
-                <w:rFonts w:asciiTheme="majorBidi" w:hAnsiTheme="majorBidi" w:cstheme="majorBidi"/>
+                <w:szCs w:val="40"/>
+              </w:rPr>
+              <w:instrText xml:space="preserve"> PAGEREF _Toc228887871 \h </w:instrText>
+            </w:r>
+            <w:r>
+              <w:rPr>
                 <w:b/>
                 <w:bCs/>
                 <w:noProof/>
                 <w:webHidden/>
                 <w:sz w:val="28"/>
-                <w:szCs w:val="28"/>
-              </w:rPr>
-              <w:fldChar w:fldCharType="begin"/>
-            </w:r>
-            <w:r>
-              <w:rPr>
-                <w:rFonts w:asciiTheme="majorBidi" w:hAnsiTheme="majorBidi" w:cstheme="majorBidi"/>
+                <w:szCs w:val="40"/>
+              </w:rPr>
+            </w:r>
+            <w:r>
+              <w:rPr>
                 <w:b/>
                 <w:bCs/>
                 <w:noProof/>
                 <w:webHidden/>
                 <w:sz w:val="28"/>
-                <w:szCs w:val="28"/>
-              </w:rPr>
-              <w:instrText xml:space="preserve"> PAGEREF _Toc220269985 \h </w:instrText>
-            </w:r>
-            <w:r>
-              <w:rPr>
-                <w:rFonts w:asciiTheme="majorBidi" w:hAnsiTheme="majorBidi" w:cstheme="majorBidi"/>
+                <w:szCs w:val="40"/>
+              </w:rPr>
+              <w:fldChar w:fldCharType="separate"/>
+            </w:r>
+            <w:r>
+              <w:rPr>
                 <w:b/>
                 <w:bCs/>
                 <w:noProof/>
                 <w:webHidden/>
                 <w:sz w:val="28"/>
-                <w:szCs w:val="28"/>
-              </w:rPr>
-            </w:r>
-            <w:r>
-              <w:rPr>
-                <w:rFonts w:asciiTheme="majorBidi" w:hAnsiTheme="majorBidi" w:cstheme="majorBidi"/>
+                <w:szCs w:val="40"/>
+              </w:rPr>
+              <w:t>1</w:t>
+            </w:r>
+            <w:r>
+              <w:rPr>
                 <w:b/>
                 <w:bCs/>
                 <w:noProof/>
                 <w:webHidden/>
                 <w:sz w:val="28"/>
-                <w:szCs w:val="28"/>
-              </w:rPr>
-              <w:fldChar w:fldCharType="separate"/>
-            </w:r>
-            <w:r>
-              <w:rPr>
-                <w:rFonts w:asciiTheme="majorBidi" w:hAnsiTheme="majorBidi" w:cstheme="majorBidi"/>
-                <w:b/>
-                <w:bCs/>
-                <w:noProof/>
-                <w:webHidden/>
-                <w:sz w:val="28"/>
-                <w:szCs w:val="28"/>
-              </w:rPr>
-              <w:t>1</w:t>
-            </w:r>
-            <w:r>
-              <w:rPr>
-                <w:rFonts w:asciiTheme="majorBidi" w:hAnsiTheme="majorBidi" w:cstheme="majorBidi"/>
-                <w:b/>
-                <w:bCs/>
-                <w:noProof/>
-                <w:webHidden/>
-                <w:sz w:val="28"/>
-                <w:szCs w:val="28"/>
+                <w:szCs w:val="40"/>
               </w:rPr>
               <w:fldChar w:fldCharType="end"/>
             </w:r>
@@ -3349,97 +3278,75 @@
           <w:pPr>
             <w:pStyle w:val="TOC2"/>
             <w:tabs>
-              <w:tab w:val="left" w:pos="880"/>
+              <w:tab w:val="left" w:pos="960"/>
             </w:tabs>
             <w:rPr>
-              <w:rFonts w:eastAsiaTheme="minorEastAsia"/>
-              <w:b/>
+              <w:rFonts w:asciiTheme="minorHAnsi" w:eastAsiaTheme="minorEastAsia" w:hAnsiTheme="minorHAnsi" w:cstheme="minorBidi"/>
+              <w:bCs w:val="0"/>
               <w:color w:val="auto"/>
-              <w:kern w:val="0"/>
               <w:szCs w:val="24"/>
-              <w14:ligatures w14:val="none"/>
             </w:rPr>
           </w:pPr>
-          <w:hyperlink w:anchor="_Toc220269986" w:history="1">
+          <w:hyperlink w:anchor="_Toc228887872" w:history="1">
             <w:r>
               <w:rPr>
                 <w:rStyle w:val="Hyperlink"/>
-                <w:b/>
+              </w:rPr>
+              <w:t>1.1</w:t>
+            </w:r>
+            <w:r>
+              <w:rPr>
+                <w:rFonts w:asciiTheme="minorHAnsi" w:eastAsiaTheme="minorEastAsia" w:hAnsiTheme="minorHAnsi" w:cstheme="minorBidi"/>
+                <w:bCs w:val="0"/>
+                <w:color w:val="auto"/>
                 <w:szCs w:val="24"/>
               </w:rPr>
-              <w:t>1.1</w:t>
-            </w:r>
-            <w:r>
-              <w:rPr>
-                <w:rFonts w:eastAsiaTheme="minorEastAsia"/>
-                <w:b/>
-                <w:color w:val="auto"/>
-                <w:kern w:val="0"/>
-                <w:szCs w:val="24"/>
-                <w14:ligatures w14:val="none"/>
-              </w:rPr>
               <w:tab/>
             </w:r>
             <w:r>
               <w:rPr>
                 <w:rStyle w:val="Hyperlink"/>
-                <w:b/>
-                <w:szCs w:val="24"/>
               </w:rPr>
               <w:t>Background and context of your topic</w:t>
             </w:r>
             <w:r>
               <w:rPr>
-                <w:b/>
-                <w:webHidden/>
-                <w:szCs w:val="24"/>
+                <w:webHidden/>
               </w:rPr>
               <w:tab/>
             </w:r>
             <w:r>
               <w:rPr>
-                <w:b/>
-                <w:webHidden/>
-                <w:szCs w:val="24"/>
+                <w:webHidden/>
               </w:rPr>
               <w:fldChar w:fldCharType="begin"/>
             </w:r>
             <w:r>
               <w:rPr>
-                <w:b/>
-                <w:webHidden/>
-                <w:szCs w:val="24"/>
-              </w:rPr>
-              <w:instrText xml:space="preserve"> PAGEREF _Toc220269986 \h </w:instrText>
-            </w:r>
-            <w:r>
-              <w:rPr>
-                <w:b/>
-                <w:webHidden/>
-                <w:szCs w:val="24"/>
-              </w:rPr>
-            </w:r>
-            <w:r>
-              <w:rPr>
-                <w:b/>
-                <w:webHidden/>
-                <w:szCs w:val="24"/>
+                <w:webHidden/>
+              </w:rPr>
+              <w:instrText xml:space="preserve"> PAGEREF _Toc228887872 \h </w:instrText>
+            </w:r>
+            <w:r>
+              <w:rPr>
+                <w:webHidden/>
+              </w:rPr>
+            </w:r>
+            <w:r>
+              <w:rPr>
+                <w:webHidden/>
               </w:rPr>
               <w:fldChar w:fldCharType="separate"/>
             </w:r>
             <w:r>
               <w:rPr>
-                <w:b/>
-                <w:webHidden/>
-                <w:szCs w:val="24"/>
+                <w:webHidden/>
               </w:rPr>
               <w:t>1</w:t>
             </w:r>
             <w:r>
               <w:rPr>
-                <w:b/>
-                <w:webHidden/>
-                <w:szCs w:val="24"/>
+                <w:webHidden/>
               </w:rPr>
               <w:fldChar w:fldCharType="end"/>
             </w:r>
@@ -3449,75 +3356,57 @@
           <w:pPr>
             <w:pStyle w:val="TOC2"/>
             <w:rPr>
-              <w:rFonts w:eastAsiaTheme="minorEastAsia"/>
-              <w:b/>
+              <w:rFonts w:asciiTheme="minorHAnsi" w:eastAsiaTheme="minorEastAsia" w:hAnsiTheme="minorHAnsi" w:cstheme="minorBidi"/>
+              <w:bCs w:val="0"/>
               <w:color w:val="auto"/>
-              <w:kern w:val="0"/>
               <w:szCs w:val="24"/>
-              <w14:ligatures w14:val="none"/>
             </w:rPr>
           </w:pPr>
-          <w:hyperlink w:anchor="_Toc220269987" w:history="1">
+          <w:hyperlink w:anchor="_Toc228887873" w:history="1">
             <w:r>
               <w:rPr>
                 <w:rStyle w:val="Hyperlink"/>
-                <w:b/>
-                <w:szCs w:val="24"/>
               </w:rPr>
               <w:t>1.2 Problem statement (what issue are you addressing?)</w:t>
             </w:r>
             <w:r>
               <w:rPr>
-                <w:b/>
-                <w:webHidden/>
-                <w:szCs w:val="24"/>
+                <w:webHidden/>
               </w:rPr>
               <w:tab/>
             </w:r>
             <w:r>
               <w:rPr>
-                <w:b/>
-                <w:webHidden/>
-                <w:szCs w:val="24"/>
+                <w:webHidden/>
               </w:rPr>
               <w:fldChar w:fldCharType="begin"/>
             </w:r>
             <w:r>
               <w:rPr>
-                <w:b/>
-                <w:webHidden/>
-                <w:szCs w:val="24"/>
-              </w:rPr>
-              <w:instrText xml:space="preserve"> PAGEREF _Toc220269987 \h </w:instrText>
-            </w:r>
-            <w:r>
-              <w:rPr>
-                <w:b/>
-                <w:webHidden/>
-                <w:szCs w:val="24"/>
-              </w:rPr>
-            </w:r>
-            <w:r>
-              <w:rPr>
-                <w:b/>
-                <w:webHidden/>
-                <w:szCs w:val="24"/>
+                <w:webHidden/>
+              </w:rPr>
+              <w:instrText xml:space="preserve"> PAGEREF _Toc228887873 \h </w:instrText>
+            </w:r>
+            <w:r>
+              <w:rPr>
+                <w:webHidden/>
+              </w:rPr>
+            </w:r>
+            <w:r>
+              <w:rPr>
+                <w:webHidden/>
               </w:rPr>
               <w:fldChar w:fldCharType="separate"/>
             </w:r>
             <w:r>
               <w:rPr>
-                <w:b/>
-                <w:webHidden/>
-                <w:szCs w:val="24"/>
+                <w:webHidden/>
               </w:rPr>
               <w:t>2</w:t>
             </w:r>
             <w:r>
               <w:rPr>
-                <w:b/>
-                <w:webHidden/>
-                <w:szCs w:val="24"/>
+                <w:webHidden/>
               </w:rPr>
               <w:fldChar w:fldCharType="end"/>
             </w:r>
@@ -3527,75 +3416,57 @@
           <w:pPr>
             <w:pStyle w:val="TOC2"/>
             <w:rPr>
-              <w:rFonts w:eastAsiaTheme="minorEastAsia"/>
-              <w:b/>
+              <w:rFonts w:asciiTheme="minorHAnsi" w:eastAsiaTheme="minorEastAsia" w:hAnsiTheme="minorHAnsi" w:cstheme="minorBidi"/>
+              <w:bCs w:val="0"/>
               <w:color w:val="auto"/>
-              <w:kern w:val="0"/>
               <w:szCs w:val="24"/>
-              <w14:ligatures w14:val="none"/>
             </w:rPr>
           </w:pPr>
-          <w:hyperlink w:anchor="_Toc220269988" w:history="1">
+          <w:hyperlink w:anchor="_Toc228887874" w:history="1">
             <w:r>
               <w:rPr>
                 <w:rStyle w:val="Hyperlink"/>
-                <w:b/>
-                <w:szCs w:val="24"/>
               </w:rPr>
               <w:t>1.3  Research objectives and questions</w:t>
             </w:r>
             <w:r>
               <w:rPr>
-                <w:b/>
-                <w:webHidden/>
-                <w:szCs w:val="24"/>
+                <w:webHidden/>
               </w:rPr>
               <w:tab/>
             </w:r>
             <w:r>
               <w:rPr>
-                <w:b/>
-                <w:webHidden/>
-                <w:szCs w:val="24"/>
+                <w:webHidden/>
               </w:rPr>
               <w:fldChar w:fldCharType="begin"/>
             </w:r>
             <w:r>
               <w:rPr>
-                <w:b/>
-                <w:webHidden/>
-                <w:szCs w:val="24"/>
-              </w:rPr>
-              <w:instrText xml:space="preserve"> PAGEREF _Toc220269988 \h </w:instrText>
-            </w:r>
-            <w:r>
-              <w:rPr>
-                <w:b/>
-                <w:webHidden/>
-                <w:szCs w:val="24"/>
-              </w:rPr>
-            </w:r>
-            <w:r>
-              <w:rPr>
-                <w:b/>
-                <w:webHidden/>
-                <w:szCs w:val="24"/>
+                <w:webHidden/>
+              </w:rPr>
+              <w:instrText xml:space="preserve"> PAGEREF _Toc228887874 \h </w:instrText>
+            </w:r>
+            <w:r>
+              <w:rPr>
+                <w:webHidden/>
+              </w:rPr>
+            </w:r>
+            <w:r>
+              <w:rPr>
+                <w:webHidden/>
               </w:rPr>
               <w:fldChar w:fldCharType="separate"/>
             </w:r>
             <w:r>
               <w:rPr>
-                <w:b/>
-                <w:webHidden/>
-                <w:szCs w:val="24"/>
+                <w:webHidden/>
               </w:rPr>
               <w:t>3</w:t>
             </w:r>
             <w:r>
               <w:rPr>
-                <w:b/>
-                <w:webHidden/>
-                <w:szCs w:val="24"/>
+                <w:webHidden/>
               </w:rPr>
               <w:fldChar w:fldCharType="end"/>
             </w:r>
@@ -3605,75 +3476,57 @@
           <w:pPr>
             <w:pStyle w:val="TOC2"/>
             <w:rPr>
-              <w:rFonts w:eastAsiaTheme="minorEastAsia"/>
-              <w:b/>
+              <w:rFonts w:asciiTheme="minorHAnsi" w:eastAsiaTheme="minorEastAsia" w:hAnsiTheme="minorHAnsi" w:cstheme="minorBidi"/>
+              <w:bCs w:val="0"/>
               <w:color w:val="auto"/>
-              <w:kern w:val="0"/>
               <w:szCs w:val="24"/>
-              <w14:ligatures w14:val="none"/>
             </w:rPr>
           </w:pPr>
-          <w:hyperlink w:anchor="_Toc220269989" w:history="1">
+          <w:hyperlink w:anchor="_Toc228887875" w:history="1">
             <w:r>
               <w:rPr>
                 <w:rStyle w:val="Hyperlink"/>
-                <w:b/>
-                <w:szCs w:val="24"/>
               </w:rPr>
               <w:t>1.4 Significance of the Study</w:t>
             </w:r>
             <w:r>
               <w:rPr>
-                <w:b/>
-                <w:webHidden/>
-                <w:szCs w:val="24"/>
+                <w:webHidden/>
               </w:rPr>
               <w:tab/>
             </w:r>
             <w:r>
               <w:rPr>
-                <w:b/>
-                <w:webHidden/>
-                <w:szCs w:val="24"/>
+                <w:webHidden/>
               </w:rPr>
               <w:fldChar w:fldCharType="begin"/>
             </w:r>
             <w:r>
               <w:rPr>
-                <w:b/>
-                <w:webHidden/>
-                <w:szCs w:val="24"/>
-              </w:rPr>
-              <w:instrText xml:space="preserve"> PAGEREF _Toc220269989 \h </w:instrText>
-            </w:r>
-            <w:r>
-              <w:rPr>
-                <w:b/>
-                <w:webHidden/>
-                <w:szCs w:val="24"/>
-              </w:rPr>
-            </w:r>
-            <w:r>
-              <w:rPr>
-                <w:b/>
-                <w:webHidden/>
-                <w:szCs w:val="24"/>
+                <w:webHidden/>
+              </w:rPr>
+              <w:instrText xml:space="preserve"> PAGEREF _Toc228887875 \h </w:instrText>
+            </w:r>
+            <w:r>
+              <w:rPr>
+                <w:webHidden/>
+              </w:rPr>
+            </w:r>
+            <w:r>
+              <w:rPr>
+                <w:webHidden/>
               </w:rPr>
               <w:fldChar w:fldCharType="separate"/>
             </w:r>
             <w:r>
               <w:rPr>
-                <w:b/>
-                <w:webHidden/>
-                <w:szCs w:val="24"/>
-              </w:rPr>
-              <w:t>6</w:t>
-            </w:r>
-            <w:r>
-              <w:rPr>
-                <w:b/>
-                <w:webHidden/>
-                <w:szCs w:val="24"/>
+                <w:webHidden/>
+              </w:rPr>
+              <w:t>5</w:t>
+            </w:r>
+            <w:r>
+              <w:rPr>
+                <w:webHidden/>
               </w:rPr>
               <w:fldChar w:fldCharType="end"/>
             </w:r>
@@ -3683,75 +3536,57 @@
           <w:pPr>
             <w:pStyle w:val="TOC2"/>
             <w:rPr>
-              <w:rFonts w:eastAsiaTheme="minorEastAsia"/>
-              <w:b/>
+              <w:rFonts w:asciiTheme="minorHAnsi" w:eastAsiaTheme="minorEastAsia" w:hAnsiTheme="minorHAnsi" w:cstheme="minorBidi"/>
+              <w:bCs w:val="0"/>
               <w:color w:val="auto"/>
-              <w:kern w:val="0"/>
-              <w:sz w:val="22"/>
-              <w14:ligatures w14:val="none"/>
+              <w:szCs w:val="24"/>
             </w:rPr>
           </w:pPr>
-          <w:hyperlink w:anchor="_Toc220269990" w:history="1">
+          <w:hyperlink w:anchor="_Toc228887876" w:history="1">
             <w:r>
               <w:rPr>
                 <w:rStyle w:val="Hyperlink"/>
-                <w:b/>
-                <w:szCs w:val="24"/>
               </w:rPr>
               <w:t>1.5 Scope and limitations:</w:t>
             </w:r>
             <w:r>
               <w:rPr>
-                <w:b/>
-                <w:webHidden/>
-                <w:szCs w:val="24"/>
+                <w:webHidden/>
               </w:rPr>
               <w:tab/>
             </w:r>
             <w:r>
               <w:rPr>
-                <w:b/>
-                <w:webHidden/>
-                <w:szCs w:val="24"/>
+                <w:webHidden/>
               </w:rPr>
               <w:fldChar w:fldCharType="begin"/>
             </w:r>
             <w:r>
               <w:rPr>
-                <w:b/>
-                <w:webHidden/>
-                <w:szCs w:val="24"/>
-              </w:rPr>
-              <w:instrText xml:space="preserve"> PAGEREF _Toc220269990 \h </w:instrText>
-            </w:r>
-            <w:r>
-              <w:rPr>
-                <w:b/>
-                <w:webHidden/>
-                <w:szCs w:val="24"/>
-              </w:rPr>
-            </w:r>
-            <w:r>
-              <w:rPr>
-                <w:b/>
-                <w:webHidden/>
-                <w:szCs w:val="24"/>
+                <w:webHidden/>
+              </w:rPr>
+              <w:instrText xml:space="preserve"> PAGEREF _Toc228887876 \h </w:instrText>
+            </w:r>
+            <w:r>
+              <w:rPr>
+                <w:webHidden/>
+              </w:rPr>
+            </w:r>
+            <w:r>
+              <w:rPr>
+                <w:webHidden/>
               </w:rPr>
               <w:fldChar w:fldCharType="separate"/>
             </w:r>
             <w:r>
               <w:rPr>
-                <w:b/>
-                <w:webHidden/>
-                <w:szCs w:val="24"/>
-              </w:rPr>
-              <w:t>8</w:t>
-            </w:r>
-            <w:r>
-              <w:rPr>
-                <w:b/>
-                <w:webHidden/>
-                <w:szCs w:val="24"/>
+                <w:webHidden/>
+              </w:rPr>
+              <w:t>6</w:t>
+            </w:r>
+            <w:r>
+              <w:rPr>
+                <w:webHidden/>
               </w:rPr>
               <w:fldChar w:fldCharType="end"/>
             </w:r>
@@ -3764,18 +3599,24 @@
               <w:tab w:val="right" w:leader="dot" w:pos="9353"/>
             </w:tabs>
             <w:rPr>
-              <w:rFonts w:asciiTheme="majorBidi" w:eastAsiaTheme="minorEastAsia" w:hAnsiTheme="majorBidi" w:cstheme="majorBidi"/>
-              <w:b/>
-              <w:bCs/>
+              <w:rFonts w:asciiTheme="minorHAnsi" w:eastAsiaTheme="minorEastAsia" w:hAnsiTheme="minorHAnsi" w:cstheme="minorBidi"/>
               <w:noProof/>
               <w:color w:val="auto"/>
-              <w:kern w:val="0"/>
-              <w:sz w:val="28"/>
-              <w:szCs w:val="28"/>
-              <w14:ligatures w14:val="none"/>
+              <w:sz w:val="40"/>
+              <w:szCs w:val="40"/>
             </w:rPr>
           </w:pPr>
-          <w:hyperlink w:anchor="_Toc220269991" w:history="1">
+          <w:hyperlink w:anchor="_Toc228887877" w:history="1">
+            <w:r>
+              <w:rPr>
+                <w:rStyle w:val="Hyperlink"/>
+                <w:b/>
+                <w:noProof/>
+                <w:sz w:val="28"/>
+                <w:szCs w:val="40"/>
+              </w:rPr>
+              <w:t>Chapter Two:</w:t>
+            </w:r>
             <w:r>
               <w:rPr>
                 <w:rStyle w:val="Hyperlink"/>
@@ -3784,90 +3625,79 @@
                 <w:bCs/>
                 <w:noProof/>
                 <w:sz w:val="28"/>
-                <w:szCs w:val="28"/>
-              </w:rPr>
-              <w:t>Chapter Two: LITERATURE REVIEW</w:t>
-            </w:r>
-            <w:r>
-              <w:rPr>
-                <w:rFonts w:asciiTheme="majorBidi" w:hAnsiTheme="majorBidi" w:cstheme="majorBidi"/>
+                <w:szCs w:val="40"/>
+              </w:rPr>
+              <w:t xml:space="preserve"> </w:t>
+            </w:r>
+            <w:r>
+              <w:rPr>
+                <w:rStyle w:val="Hyperlink"/>
                 <w:b/>
-                <w:bCs/>
                 <w:noProof/>
-                <w:webHidden/>
                 <w:sz w:val="28"/>
-                <w:szCs w:val="28"/>
+                <w:szCs w:val="40"/>
+              </w:rPr>
+              <w:t>LITERATURE REVIEW</w:t>
+            </w:r>
+            <w:r>
+              <w:rPr>
+                <w:noProof/>
+                <w:webHidden/>
+                <w:sz w:val="28"/>
+                <w:szCs w:val="40"/>
               </w:rPr>
               <w:tab/>
             </w:r>
             <w:r>
               <w:rPr>
-                <w:rFonts w:asciiTheme="majorBidi" w:hAnsiTheme="majorBidi" w:cstheme="majorBidi"/>
-                <w:b/>
-                <w:bCs/>
                 <w:noProof/>
                 <w:webHidden/>
                 <w:sz w:val="28"/>
-                <w:szCs w:val="28"/>
+                <w:szCs w:val="40"/>
               </w:rPr>
               <w:fldChar w:fldCharType="begin"/>
             </w:r>
             <w:r>
               <w:rPr>
-                <w:rFonts w:asciiTheme="majorBidi" w:hAnsiTheme="majorBidi" w:cstheme="majorBidi"/>
-                <w:b/>
-                <w:bCs/>
                 <w:noProof/>
                 <w:webHidden/>
                 <w:sz w:val="28"/>
-                <w:szCs w:val="28"/>
-              </w:rPr>
-              <w:instrText xml:space="preserve"> PAGEREF _Toc220269991 \h </w:instrText>
-            </w:r>
-            <w:r>
-              <w:rPr>
-                <w:rFonts w:asciiTheme="majorBidi" w:hAnsiTheme="majorBidi" w:cstheme="majorBidi"/>
-                <w:b/>
-                <w:bCs/>
+                <w:szCs w:val="40"/>
+              </w:rPr>
+              <w:instrText xml:space="preserve"> PAGEREF _Toc228887877 \h </w:instrText>
+            </w:r>
+            <w:r>
+              <w:rPr>
                 <w:noProof/>
                 <w:webHidden/>
                 <w:sz w:val="28"/>
-                <w:szCs w:val="28"/>
-              </w:rPr>
-            </w:r>
-            <w:r>
-              <w:rPr>
-                <w:rFonts w:asciiTheme="majorBidi" w:hAnsiTheme="majorBidi" w:cstheme="majorBidi"/>
-                <w:b/>
-                <w:bCs/>
+                <w:szCs w:val="40"/>
+              </w:rPr>
+            </w:r>
+            <w:r>
+              <w:rPr>
                 <w:noProof/>
                 <w:webHidden/>
                 <w:sz w:val="28"/>
-                <w:szCs w:val="28"/>
+                <w:szCs w:val="40"/>
               </w:rPr>
               <w:fldChar w:fldCharType="separate"/>
             </w:r>
             <w:r>
               <w:rPr>
-                <w:rFonts w:asciiTheme="majorBidi" w:hAnsiTheme="majorBidi" w:cstheme="majorBidi"/>
-                <w:b/>
-                <w:bCs/>
                 <w:noProof/>
                 <w:webHidden/>
                 <w:sz w:val="28"/>
-                <w:szCs w:val="28"/>
-              </w:rPr>
-              <w:t>11</w:t>
-            </w:r>
-            <w:r>
-              <w:rPr>
-                <w:rFonts w:asciiTheme="majorBidi" w:hAnsiTheme="majorBidi" w:cstheme="majorBidi"/>
-                <w:b/>
-                <w:bCs/>
+                <w:szCs w:val="40"/>
+              </w:rPr>
+              <w:t>8</w:t>
+            </w:r>
+            <w:r>
+              <w:rPr>
                 <w:noProof/>
                 <w:webHidden/>
                 <w:sz w:val="28"/>
-                <w:szCs w:val="28"/>
+                <w:szCs w:val="40"/>
               </w:rPr>
               <w:fldChar w:fldCharType="end"/>
             </w:r>
@@ -3877,75 +3707,57 @@
           <w:pPr>
             <w:pStyle w:val="TOC2"/>
             <w:rPr>
-              <w:rFonts w:eastAsiaTheme="minorEastAsia"/>
-              <w:b/>
+              <w:rFonts w:asciiTheme="minorHAnsi" w:eastAsiaTheme="minorEastAsia" w:hAnsiTheme="minorHAnsi" w:cstheme="minorBidi"/>
+              <w:bCs w:val="0"/>
               <w:color w:val="auto"/>
-              <w:kern w:val="0"/>
               <w:szCs w:val="24"/>
-              <w14:ligatures w14:val="none"/>
             </w:rPr>
           </w:pPr>
-          <w:hyperlink w:anchor="_Toc220269992" w:history="1">
+          <w:hyperlink w:anchor="_Toc228887878" w:history="1">
             <w:r>
               <w:rPr>
                 <w:rStyle w:val="Hyperlink"/>
-                <w:b/>
-                <w:szCs w:val="24"/>
               </w:rPr>
               <w:t>2.1 Review Existing Research</w:t>
             </w:r>
             <w:r>
               <w:rPr>
-                <w:b/>
-                <w:webHidden/>
-                <w:szCs w:val="24"/>
+                <w:webHidden/>
               </w:rPr>
               <w:tab/>
             </w:r>
             <w:r>
               <w:rPr>
-                <w:b/>
-                <w:webHidden/>
-                <w:szCs w:val="24"/>
+                <w:webHidden/>
               </w:rPr>
               <w:fldChar w:fldCharType="begin"/>
             </w:r>
             <w:r>
               <w:rPr>
-                <w:b/>
-                <w:webHidden/>
-                <w:szCs w:val="24"/>
-              </w:rPr>
-              <w:instrText xml:space="preserve"> PAGEREF _Toc220269992 \h </w:instrText>
-            </w:r>
-            <w:r>
-              <w:rPr>
-                <w:b/>
-                <w:webHidden/>
-                <w:szCs w:val="24"/>
-              </w:rPr>
-            </w:r>
-            <w:r>
-              <w:rPr>
-                <w:b/>
-                <w:webHidden/>
-                <w:szCs w:val="24"/>
+                <w:webHidden/>
+              </w:rPr>
+              <w:instrText xml:space="preserve"> PAGEREF _Toc228887878 \h </w:instrText>
+            </w:r>
+            <w:r>
+              <w:rPr>
+                <w:webHidden/>
+              </w:rPr>
+            </w:r>
+            <w:r>
+              <w:rPr>
+                <w:webHidden/>
               </w:rPr>
               <w:fldChar w:fldCharType="separate"/>
             </w:r>
             <w:r>
               <w:rPr>
-                <w:b/>
-                <w:webHidden/>
-                <w:szCs w:val="24"/>
-              </w:rPr>
-              <w:t>11</w:t>
-            </w:r>
-            <w:r>
-              <w:rPr>
-                <w:b/>
-                <w:webHidden/>
-                <w:szCs w:val="24"/>
+                <w:webHidden/>
+              </w:rPr>
+              <w:t>8</w:t>
+            </w:r>
+            <w:r>
+              <w:rPr>
+                <w:webHidden/>
               </w:rPr>
               <w:fldChar w:fldCharType="end"/>
             </w:r>
@@ -3955,140 +3767,83 @@
           <w:pPr>
             <w:pStyle w:val="TOC3"/>
             <w:tabs>
-              <w:tab w:val="left" w:pos="1100"/>
+              <w:tab w:val="left" w:pos="1200"/>
               <w:tab w:val="right" w:leader="dot" w:pos="9353"/>
             </w:tabs>
             <w:rPr>
-              <w:rFonts w:asciiTheme="majorBidi" w:eastAsiaTheme="minorEastAsia" w:hAnsiTheme="majorBidi" w:cstheme="majorBidi"/>
-              <w:b/>
-              <w:bCs/>
+              <w:rFonts w:asciiTheme="minorHAnsi" w:eastAsiaTheme="minorEastAsia" w:hAnsiTheme="minorHAnsi" w:cstheme="minorBidi"/>
               <w:noProof/>
               <w:color w:val="auto"/>
-              <w:kern w:val="0"/>
-              <w:sz w:val="22"/>
-              <w:szCs w:val="22"/>
-              <w14:ligatures w14:val="none"/>
             </w:rPr>
           </w:pPr>
-          <w:hyperlink w:anchor="_Toc220269993" w:history="1">
+          <w:hyperlink w:anchor="_Toc228887879" w:history="1">
             <w:r>
               <w:rPr>
                 <w:rStyle w:val="Hyperlink"/>
-                <w:rFonts w:asciiTheme="majorBidi" w:hAnsiTheme="majorBidi" w:cstheme="majorBidi"/>
-                <w:b/>
-                <w:bCs/>
                 <w:noProof/>
-                <w:sz w:val="22"/>
-                <w:szCs w:val="22"/>
               </w:rPr>
               <w:t>1.</w:t>
             </w:r>
             <w:r>
               <w:rPr>
-                <w:rFonts w:asciiTheme="majorBidi" w:eastAsiaTheme="minorEastAsia" w:hAnsiTheme="majorBidi" w:cstheme="majorBidi"/>
-                <w:b/>
-                <w:bCs/>
+                <w:rFonts w:asciiTheme="minorHAnsi" w:eastAsiaTheme="minorEastAsia" w:hAnsiTheme="minorHAnsi" w:cstheme="minorBidi"/>
                 <w:noProof/>
                 <w:color w:val="auto"/>
-                <w:kern w:val="0"/>
-                <w:sz w:val="22"/>
-                <w:szCs w:val="22"/>
-                <w14:ligatures w14:val="none"/>
               </w:rPr>
               <w:tab/>
             </w:r>
             <w:r>
               <w:rPr>
                 <w:rStyle w:val="Hyperlink"/>
-                <w:rFonts w:asciiTheme="majorBidi" w:hAnsiTheme="majorBidi" w:cstheme="majorBidi"/>
-                <w:b/>
-                <w:bCs/>
                 <w:noProof/>
-                <w:sz w:val="22"/>
-                <w:szCs w:val="22"/>
               </w:rPr>
               <w:t>​ Mobile health systems and appointment systems</w:t>
             </w:r>
             <w:r>
               <w:rPr>
-                <w:rFonts w:asciiTheme="majorBidi" w:hAnsiTheme="majorBidi" w:cstheme="majorBidi"/>
-                <w:b/>
-                <w:bCs/>
                 <w:noProof/>
                 <w:webHidden/>
-                <w:sz w:val="22"/>
-                <w:szCs w:val="22"/>
               </w:rPr>
               <w:tab/>
             </w:r>
             <w:r>
               <w:rPr>
-                <w:rFonts w:asciiTheme="majorBidi" w:hAnsiTheme="majorBidi" w:cstheme="majorBidi"/>
-                <w:b/>
-                <w:bCs/>
                 <w:noProof/>
                 <w:webHidden/>
-                <w:sz w:val="22"/>
-                <w:szCs w:val="22"/>
               </w:rPr>
               <w:fldChar w:fldCharType="begin"/>
             </w:r>
             <w:r>
               <w:rPr>
-                <w:rFonts w:asciiTheme="majorBidi" w:hAnsiTheme="majorBidi" w:cstheme="majorBidi"/>
-                <w:b/>
-                <w:bCs/>
                 <w:noProof/>
                 <w:webHidden/>
-                <w:sz w:val="22"/>
-                <w:szCs w:val="22"/>
-              </w:rPr>
-              <w:instrText xml:space="preserve"> PAGEREF _Toc220269993 \h </w:instrText>
-            </w:r>
-            <w:r>
-              <w:rPr>
-                <w:rFonts w:asciiTheme="majorBidi" w:hAnsiTheme="majorBidi" w:cstheme="majorBidi"/>
-                <w:b/>
-                <w:bCs/>
+              </w:rPr>
+              <w:instrText xml:space="preserve"> PAGEREF _Toc228887879 \h </w:instrText>
+            </w:r>
+            <w:r>
+              <w:rPr>
                 <w:noProof/>
                 <w:webHidden/>
-                <w:sz w:val="22"/>
-                <w:szCs w:val="22"/>
-              </w:rPr>
-            </w:r>
-            <w:r>
-              <w:rPr>
-                <w:rFonts w:asciiTheme="majorBidi" w:hAnsiTheme="majorBidi" w:cstheme="majorBidi"/>
-                <w:b/>
-                <w:bCs/>
+              </w:rPr>
+            </w:r>
+            <w:r>
+              <w:rPr>
                 <w:noProof/>
                 <w:webHidden/>
-                <w:sz w:val="22"/>
-                <w:szCs w:val="22"/>
               </w:rPr>
               <w:fldChar w:fldCharType="separate"/>
             </w:r>
             <w:r>
               <w:rPr>
-                <w:rFonts w:asciiTheme="majorBidi" w:hAnsiTheme="majorBidi" w:cstheme="majorBidi"/>
-                <w:b/>
-                <w:bCs/>
                 <w:noProof/>
                 <w:webHidden/>
-                <w:sz w:val="22"/>
-                <w:szCs w:val="22"/>
-              </w:rPr>
-              <w:t>11</w:t>
-            </w:r>
-            <w:r>
-              <w:rPr>
-                <w:rFonts w:asciiTheme="majorBidi" w:hAnsiTheme="majorBidi" w:cstheme="majorBidi"/>
-                <w:b/>
-                <w:bCs/>
+              </w:rPr>
+              <w:t>8</w:t>
+            </w:r>
+            <w:r>
+              <w:rPr>
                 <w:noProof/>
                 <w:webHidden/>
-                <w:sz w:val="22"/>
-                <w:szCs w:val="22"/>
               </w:rPr>
               <w:fldChar w:fldCharType="end"/>
             </w:r>
@@ -4098,140 +3853,83 @@
           <w:pPr>
             <w:pStyle w:val="TOC3"/>
             <w:tabs>
-              <w:tab w:val="left" w:pos="1100"/>
+              <w:tab w:val="left" w:pos="1200"/>
               <w:tab w:val="right" w:leader="dot" w:pos="9353"/>
             </w:tabs>
             <w:rPr>
-              <w:rFonts w:asciiTheme="majorBidi" w:eastAsiaTheme="minorEastAsia" w:hAnsiTheme="majorBidi" w:cstheme="majorBidi"/>
-              <w:b/>
-              <w:bCs/>
+              <w:rFonts w:asciiTheme="minorHAnsi" w:eastAsiaTheme="minorEastAsia" w:hAnsiTheme="minorHAnsi" w:cstheme="minorBidi"/>
               <w:noProof/>
               <w:color w:val="auto"/>
-              <w:kern w:val="0"/>
-              <w:sz w:val="22"/>
-              <w:szCs w:val="22"/>
-              <w14:ligatures w14:val="none"/>
             </w:rPr>
           </w:pPr>
-          <w:hyperlink w:anchor="_Toc220269994" w:history="1">
+          <w:hyperlink w:anchor="_Toc228887880" w:history="1">
             <w:r>
               <w:rPr>
                 <w:rStyle w:val="Hyperlink"/>
-                <w:rFonts w:asciiTheme="majorBidi" w:hAnsiTheme="majorBidi" w:cstheme="majorBidi"/>
-                <w:b/>
-                <w:bCs/>
                 <w:noProof/>
-                <w:sz w:val="22"/>
-                <w:szCs w:val="22"/>
               </w:rPr>
               <w:t>2.</w:t>
             </w:r>
             <w:r>
               <w:rPr>
-                <w:rFonts w:asciiTheme="majorBidi" w:eastAsiaTheme="minorEastAsia" w:hAnsiTheme="majorBidi" w:cstheme="majorBidi"/>
-                <w:b/>
-                <w:bCs/>
+                <w:rFonts w:asciiTheme="minorHAnsi" w:eastAsiaTheme="minorEastAsia" w:hAnsiTheme="minorHAnsi" w:cstheme="minorBidi"/>
                 <w:noProof/>
                 <w:color w:val="auto"/>
-                <w:kern w:val="0"/>
-                <w:sz w:val="22"/>
-                <w:szCs w:val="22"/>
-                <w14:ligatures w14:val="none"/>
               </w:rPr>
               <w:tab/>
             </w:r>
             <w:r>
               <w:rPr>
                 <w:rStyle w:val="Hyperlink"/>
-                <w:rFonts w:asciiTheme="majorBidi" w:hAnsiTheme="majorBidi" w:cstheme="majorBidi"/>
-                <w:b/>
-                <w:bCs/>
                 <w:noProof/>
-                <w:sz w:val="22"/>
-                <w:szCs w:val="22"/>
               </w:rPr>
               <w:t>Flutter technology for building Cross-Platform applications</w:t>
             </w:r>
             <w:r>
               <w:rPr>
-                <w:rFonts w:asciiTheme="majorBidi" w:hAnsiTheme="majorBidi" w:cstheme="majorBidi"/>
-                <w:b/>
-                <w:bCs/>
                 <w:noProof/>
                 <w:webHidden/>
-                <w:sz w:val="22"/>
-                <w:szCs w:val="22"/>
               </w:rPr>
               <w:tab/>
             </w:r>
             <w:r>
               <w:rPr>
-                <w:rFonts w:asciiTheme="majorBidi" w:hAnsiTheme="majorBidi" w:cstheme="majorBidi"/>
-                <w:b/>
-                <w:bCs/>
                 <w:noProof/>
                 <w:webHidden/>
-                <w:sz w:val="22"/>
-                <w:szCs w:val="22"/>
               </w:rPr>
               <w:fldChar w:fldCharType="begin"/>
             </w:r>
             <w:r>
               <w:rPr>
-                <w:rFonts w:asciiTheme="majorBidi" w:hAnsiTheme="majorBidi" w:cstheme="majorBidi"/>
-                <w:b/>
-                <w:bCs/>
                 <w:noProof/>
                 <w:webHidden/>
-                <w:sz w:val="22"/>
-                <w:szCs w:val="22"/>
-              </w:rPr>
-              <w:instrText xml:space="preserve"> PAGEREF _Toc220269994 \h </w:instrText>
-            </w:r>
-            <w:r>
-              <w:rPr>
-                <w:rFonts w:asciiTheme="majorBidi" w:hAnsiTheme="majorBidi" w:cstheme="majorBidi"/>
-                <w:b/>
-                <w:bCs/>
+              </w:rPr>
+              <w:instrText xml:space="preserve"> PAGEREF _Toc228887880 \h </w:instrText>
+            </w:r>
+            <w:r>
+              <w:rPr>
                 <w:noProof/>
                 <w:webHidden/>
-                <w:sz w:val="22"/>
-                <w:szCs w:val="22"/>
-              </w:rPr>
-            </w:r>
-            <w:r>
-              <w:rPr>
-                <w:rFonts w:asciiTheme="majorBidi" w:hAnsiTheme="majorBidi" w:cstheme="majorBidi"/>
-                <w:b/>
-                <w:bCs/>
+              </w:rPr>
+            </w:r>
+            <w:r>
+              <w:rPr>
                 <w:noProof/>
                 <w:webHidden/>
-                <w:sz w:val="22"/>
-                <w:szCs w:val="22"/>
               </w:rPr>
               <w:fldChar w:fldCharType="separate"/>
             </w:r>
             <w:r>
               <w:rPr>
-                <w:rFonts w:asciiTheme="majorBidi" w:hAnsiTheme="majorBidi" w:cstheme="majorBidi"/>
-                <w:b/>
-                <w:bCs/>
                 <w:noProof/>
                 <w:webHidden/>
-                <w:sz w:val="22"/>
-                <w:szCs w:val="22"/>
-              </w:rPr>
-              <w:t>12</w:t>
-            </w:r>
-            <w:r>
-              <w:rPr>
-                <w:rFonts w:asciiTheme="majorBidi" w:hAnsiTheme="majorBidi" w:cstheme="majorBidi"/>
-                <w:b/>
-                <w:bCs/>
+              </w:rPr>
+              <w:t>8</w:t>
+            </w:r>
+            <w:r>
+              <w:rPr>
                 <w:noProof/>
                 <w:webHidden/>
-                <w:sz w:val="22"/>
-                <w:szCs w:val="22"/>
               </w:rPr>
               <w:fldChar w:fldCharType="end"/>
             </w:r>
@@ -4241,140 +3939,83 @@
           <w:pPr>
             <w:pStyle w:val="TOC3"/>
             <w:tabs>
-              <w:tab w:val="left" w:pos="1100"/>
+              <w:tab w:val="left" w:pos="1200"/>
               <w:tab w:val="right" w:leader="dot" w:pos="9353"/>
             </w:tabs>
             <w:rPr>
-              <w:rFonts w:asciiTheme="majorBidi" w:eastAsiaTheme="minorEastAsia" w:hAnsiTheme="majorBidi" w:cstheme="majorBidi"/>
-              <w:b/>
-              <w:bCs/>
+              <w:rFonts w:asciiTheme="minorHAnsi" w:eastAsiaTheme="minorEastAsia" w:hAnsiTheme="minorHAnsi" w:cstheme="minorBidi"/>
               <w:noProof/>
               <w:color w:val="auto"/>
-              <w:kern w:val="0"/>
-              <w:sz w:val="22"/>
-              <w:szCs w:val="22"/>
-              <w14:ligatures w14:val="none"/>
             </w:rPr>
           </w:pPr>
-          <w:hyperlink w:anchor="_Toc220269995" w:history="1">
+          <w:hyperlink w:anchor="_Toc228887881" w:history="1">
             <w:r>
               <w:rPr>
                 <w:rStyle w:val="Hyperlink"/>
-                <w:rFonts w:asciiTheme="majorBidi" w:hAnsiTheme="majorBidi" w:cstheme="majorBidi"/>
-                <w:b/>
-                <w:bCs/>
                 <w:noProof/>
-                <w:sz w:val="22"/>
-                <w:szCs w:val="22"/>
               </w:rPr>
               <w:t>3.</w:t>
             </w:r>
             <w:r>
               <w:rPr>
-                <w:rFonts w:asciiTheme="majorBidi" w:eastAsiaTheme="minorEastAsia" w:hAnsiTheme="majorBidi" w:cstheme="majorBidi"/>
-                <w:b/>
-                <w:bCs/>
+                <w:rFonts w:asciiTheme="minorHAnsi" w:eastAsiaTheme="minorEastAsia" w:hAnsiTheme="minorHAnsi" w:cstheme="minorBidi"/>
                 <w:noProof/>
                 <w:color w:val="auto"/>
-                <w:kern w:val="0"/>
-                <w:sz w:val="22"/>
-                <w:szCs w:val="22"/>
-                <w14:ligatures w14:val="none"/>
               </w:rPr>
               <w:tab/>
             </w:r>
             <w:r>
               <w:rPr>
                 <w:rStyle w:val="Hyperlink"/>
-                <w:rFonts w:asciiTheme="majorBidi" w:hAnsiTheme="majorBidi" w:cstheme="majorBidi"/>
-                <w:b/>
-                <w:bCs/>
                 <w:noProof/>
-                <w:sz w:val="22"/>
-                <w:szCs w:val="22"/>
               </w:rPr>
               <w:t>Memory and Alert Systems</w:t>
             </w:r>
             <w:r>
               <w:rPr>
-                <w:rFonts w:asciiTheme="majorBidi" w:hAnsiTheme="majorBidi" w:cstheme="majorBidi"/>
-                <w:b/>
-                <w:bCs/>
                 <w:noProof/>
                 <w:webHidden/>
-                <w:sz w:val="22"/>
-                <w:szCs w:val="22"/>
               </w:rPr>
               <w:tab/>
             </w:r>
             <w:r>
               <w:rPr>
-                <w:rFonts w:asciiTheme="majorBidi" w:hAnsiTheme="majorBidi" w:cstheme="majorBidi"/>
-                <w:b/>
-                <w:bCs/>
                 <w:noProof/>
                 <w:webHidden/>
-                <w:sz w:val="22"/>
-                <w:szCs w:val="22"/>
               </w:rPr>
               <w:fldChar w:fldCharType="begin"/>
             </w:r>
             <w:r>
               <w:rPr>
-                <w:rFonts w:asciiTheme="majorBidi" w:hAnsiTheme="majorBidi" w:cstheme="majorBidi"/>
-                <w:b/>
-                <w:bCs/>
                 <w:noProof/>
                 <w:webHidden/>
-                <w:sz w:val="22"/>
-                <w:szCs w:val="22"/>
-              </w:rPr>
-              <w:instrText xml:space="preserve"> PAGEREF _Toc220269995 \h </w:instrText>
-            </w:r>
-            <w:r>
-              <w:rPr>
-                <w:rFonts w:asciiTheme="majorBidi" w:hAnsiTheme="majorBidi" w:cstheme="majorBidi"/>
-                <w:b/>
-                <w:bCs/>
+              </w:rPr>
+              <w:instrText xml:space="preserve"> PAGEREF _Toc228887881 \h </w:instrText>
+            </w:r>
+            <w:r>
+              <w:rPr>
                 <w:noProof/>
                 <w:webHidden/>
-                <w:sz w:val="22"/>
-                <w:szCs w:val="22"/>
-              </w:rPr>
-            </w:r>
-            <w:r>
-              <w:rPr>
-                <w:rFonts w:asciiTheme="majorBidi" w:hAnsiTheme="majorBidi" w:cstheme="majorBidi"/>
-                <w:b/>
-                <w:bCs/>
+              </w:rPr>
+            </w:r>
+            <w:r>
+              <w:rPr>
                 <w:noProof/>
                 <w:webHidden/>
-                <w:sz w:val="22"/>
-                <w:szCs w:val="22"/>
               </w:rPr>
               <w:fldChar w:fldCharType="separate"/>
             </w:r>
             <w:r>
               <w:rPr>
-                <w:rFonts w:asciiTheme="majorBidi" w:hAnsiTheme="majorBidi" w:cstheme="majorBidi"/>
-                <w:b/>
-                <w:bCs/>
                 <w:noProof/>
                 <w:webHidden/>
-                <w:sz w:val="22"/>
-                <w:szCs w:val="22"/>
-              </w:rPr>
-              <w:t>12</w:t>
-            </w:r>
-            <w:r>
-              <w:rPr>
-                <w:rFonts w:asciiTheme="majorBidi" w:hAnsiTheme="majorBidi" w:cstheme="majorBidi"/>
-                <w:b/>
-                <w:bCs/>
+              </w:rPr>
+              <w:t>9</w:t>
+            </w:r>
+            <w:r>
+              <w:rPr>
                 <w:noProof/>
                 <w:webHidden/>
-                <w:sz w:val="22"/>
-                <w:szCs w:val="22"/>
               </w:rPr>
               <w:fldChar w:fldCharType="end"/>
             </w:r>
@@ -4384,140 +4025,83 @@
           <w:pPr>
             <w:pStyle w:val="TOC3"/>
             <w:tabs>
-              <w:tab w:val="left" w:pos="1100"/>
+              <w:tab w:val="left" w:pos="1200"/>
               <w:tab w:val="right" w:leader="dot" w:pos="9353"/>
             </w:tabs>
             <w:rPr>
-              <w:rFonts w:asciiTheme="majorBidi" w:eastAsiaTheme="minorEastAsia" w:hAnsiTheme="majorBidi" w:cstheme="majorBidi"/>
-              <w:b/>
-              <w:bCs/>
+              <w:rFonts w:asciiTheme="minorHAnsi" w:eastAsiaTheme="minorEastAsia" w:hAnsiTheme="minorHAnsi" w:cstheme="minorBidi"/>
               <w:noProof/>
               <w:color w:val="auto"/>
-              <w:kern w:val="0"/>
-              <w:sz w:val="22"/>
-              <w:szCs w:val="22"/>
-              <w14:ligatures w14:val="none"/>
             </w:rPr>
           </w:pPr>
-          <w:hyperlink w:anchor="_Toc220269996" w:history="1">
+          <w:hyperlink w:anchor="_Toc228887882" w:history="1">
             <w:r>
               <w:rPr>
                 <w:rStyle w:val="Hyperlink"/>
-                <w:rFonts w:asciiTheme="majorBidi" w:hAnsiTheme="majorBidi" w:cstheme="majorBidi"/>
-                <w:b/>
-                <w:bCs/>
                 <w:noProof/>
-                <w:sz w:val="22"/>
-                <w:szCs w:val="22"/>
               </w:rPr>
               <w:t>4.</w:t>
             </w:r>
             <w:r>
               <w:rPr>
-                <w:rFonts w:asciiTheme="majorBidi" w:eastAsiaTheme="minorEastAsia" w:hAnsiTheme="majorBidi" w:cstheme="majorBidi"/>
-                <w:b/>
-                <w:bCs/>
+                <w:rFonts w:asciiTheme="minorHAnsi" w:eastAsiaTheme="minorEastAsia" w:hAnsiTheme="minorHAnsi" w:cstheme="minorBidi"/>
                 <w:noProof/>
                 <w:color w:val="auto"/>
-                <w:kern w:val="0"/>
-                <w:sz w:val="22"/>
-                <w:szCs w:val="22"/>
-                <w14:ligatures w14:val="none"/>
               </w:rPr>
               <w:tab/>
             </w:r>
             <w:r>
               <w:rPr>
                 <w:rStyle w:val="Hyperlink"/>
-                <w:rFonts w:asciiTheme="majorBidi" w:hAnsiTheme="majorBidi" w:cstheme="majorBidi"/>
-                <w:b/>
-                <w:bCs/>
                 <w:noProof/>
-                <w:sz w:val="22"/>
-                <w:szCs w:val="22"/>
               </w:rPr>
               <w:t>Health Systems in Kurdistan Regional Universities</w:t>
             </w:r>
             <w:r>
               <w:rPr>
-                <w:rFonts w:asciiTheme="majorBidi" w:hAnsiTheme="majorBidi" w:cstheme="majorBidi"/>
-                <w:b/>
-                <w:bCs/>
                 <w:noProof/>
                 <w:webHidden/>
-                <w:sz w:val="22"/>
-                <w:szCs w:val="22"/>
               </w:rPr>
               <w:tab/>
             </w:r>
             <w:r>
               <w:rPr>
-                <w:rFonts w:asciiTheme="majorBidi" w:hAnsiTheme="majorBidi" w:cstheme="majorBidi"/>
-                <w:b/>
-                <w:bCs/>
                 <w:noProof/>
                 <w:webHidden/>
-                <w:sz w:val="22"/>
-                <w:szCs w:val="22"/>
               </w:rPr>
               <w:fldChar w:fldCharType="begin"/>
             </w:r>
             <w:r>
               <w:rPr>
-                <w:rFonts w:asciiTheme="majorBidi" w:hAnsiTheme="majorBidi" w:cstheme="majorBidi"/>
-                <w:b/>
-                <w:bCs/>
                 <w:noProof/>
                 <w:webHidden/>
-                <w:sz w:val="22"/>
-                <w:szCs w:val="22"/>
-              </w:rPr>
-              <w:instrText xml:space="preserve"> PAGEREF _Toc220269996 \h </w:instrText>
-            </w:r>
-            <w:r>
-              <w:rPr>
-                <w:rFonts w:asciiTheme="majorBidi" w:hAnsiTheme="majorBidi" w:cstheme="majorBidi"/>
-                <w:b/>
-                <w:bCs/>
+              </w:rPr>
+              <w:instrText xml:space="preserve"> PAGEREF _Toc228887882 \h </w:instrText>
+            </w:r>
+            <w:r>
+              <w:rPr>
                 <w:noProof/>
                 <w:webHidden/>
-                <w:sz w:val="22"/>
-                <w:szCs w:val="22"/>
-              </w:rPr>
-            </w:r>
-            <w:r>
-              <w:rPr>
-                <w:rFonts w:asciiTheme="majorBidi" w:hAnsiTheme="majorBidi" w:cstheme="majorBidi"/>
-                <w:b/>
-                <w:bCs/>
+              </w:rPr>
+            </w:r>
+            <w:r>
+              <w:rPr>
                 <w:noProof/>
                 <w:webHidden/>
-                <w:sz w:val="22"/>
-                <w:szCs w:val="22"/>
               </w:rPr>
               <w:fldChar w:fldCharType="separate"/>
             </w:r>
             <w:r>
               <w:rPr>
-                <w:rFonts w:asciiTheme="majorBidi" w:hAnsiTheme="majorBidi" w:cstheme="majorBidi"/>
-                <w:b/>
-                <w:bCs/>
                 <w:noProof/>
                 <w:webHidden/>
-                <w:sz w:val="22"/>
-                <w:szCs w:val="22"/>
-              </w:rPr>
-              <w:t>13</w:t>
-            </w:r>
-            <w:r>
-              <w:rPr>
-                <w:rFonts w:asciiTheme="majorBidi" w:hAnsiTheme="majorBidi" w:cstheme="majorBidi"/>
-                <w:b/>
-                <w:bCs/>
+              </w:rPr>
+              <w:t>10</w:t>
+            </w:r>
+            <w:r>
+              <w:rPr>
                 <w:noProof/>
                 <w:webHidden/>
-                <w:sz w:val="22"/>
-                <w:szCs w:val="22"/>
               </w:rPr>
               <w:fldChar w:fldCharType="end"/>
             </w:r>
@@ -4527,75 +4111,57 @@
           <w:pPr>
             <w:pStyle w:val="TOC2"/>
             <w:rPr>
-              <w:rFonts w:eastAsiaTheme="minorEastAsia"/>
-              <w:b/>
+              <w:rFonts w:asciiTheme="minorHAnsi" w:eastAsiaTheme="minorEastAsia" w:hAnsiTheme="minorHAnsi" w:cstheme="minorBidi"/>
+              <w:bCs w:val="0"/>
               <w:color w:val="auto"/>
-              <w:kern w:val="0"/>
               <w:szCs w:val="24"/>
-              <w14:ligatures w14:val="none"/>
             </w:rPr>
           </w:pPr>
-          <w:hyperlink w:anchor="_Toc220269997" w:history="1">
+          <w:hyperlink w:anchor="_Toc228887883" w:history="1">
             <w:r>
               <w:rPr>
                 <w:rStyle w:val="Hyperlink"/>
-                <w:b/>
-                <w:szCs w:val="24"/>
-              </w:rPr>
-              <w:t>2.2 Identify Gaps in Current Knowledge</w:t>
-            </w:r>
-            <w:r>
-              <w:rPr>
-                <w:b/>
-                <w:webHidden/>
-                <w:szCs w:val="24"/>
+              </w:rPr>
+              <w:t>2.2</w:t>
+            </w:r>
+            <w:r>
+              <w:rPr>
+                <w:webHidden/>
               </w:rPr>
               <w:tab/>
             </w:r>
             <w:r>
               <w:rPr>
-                <w:b/>
-                <w:webHidden/>
-                <w:szCs w:val="24"/>
+                <w:webHidden/>
               </w:rPr>
               <w:fldChar w:fldCharType="begin"/>
             </w:r>
             <w:r>
               <w:rPr>
-                <w:b/>
-                <w:webHidden/>
-                <w:szCs w:val="24"/>
-              </w:rPr>
-              <w:instrText xml:space="preserve"> PAGEREF _Toc220269997 \h </w:instrText>
-            </w:r>
-            <w:r>
-              <w:rPr>
-                <w:b/>
-                <w:webHidden/>
-                <w:szCs w:val="24"/>
-              </w:rPr>
-            </w:r>
-            <w:r>
-              <w:rPr>
-                <w:b/>
-                <w:webHidden/>
-                <w:szCs w:val="24"/>
+                <w:webHidden/>
+              </w:rPr>
+              <w:instrText xml:space="preserve"> PAGEREF _Toc228887883 \h </w:instrText>
+            </w:r>
+            <w:r>
+              <w:rPr>
+                <w:webHidden/>
+              </w:rPr>
+            </w:r>
+            <w:r>
+              <w:rPr>
+                <w:webHidden/>
               </w:rPr>
               <w:fldChar w:fldCharType="separate"/>
             </w:r>
             <w:r>
               <w:rPr>
-                <w:b/>
-                <w:webHidden/>
-                <w:szCs w:val="24"/>
-              </w:rPr>
-              <w:t>13</w:t>
-            </w:r>
-            <w:r>
-              <w:rPr>
-                <w:b/>
-                <w:webHidden/>
-                <w:szCs w:val="24"/>
+                <w:webHidden/>
+              </w:rPr>
+              <w:t>10</w:t>
+            </w:r>
+            <w:r>
+              <w:rPr>
+                <w:webHidden/>
               </w:rPr>
               <w:fldChar w:fldCharType="end"/>
             </w:r>
@@ -4605,75 +4171,57 @@
           <w:pPr>
             <w:pStyle w:val="TOC2"/>
             <w:rPr>
-              <w:rFonts w:eastAsiaTheme="minorEastAsia"/>
-              <w:b/>
+              <w:rFonts w:asciiTheme="minorHAnsi" w:eastAsiaTheme="minorEastAsia" w:hAnsiTheme="minorHAnsi" w:cstheme="minorBidi"/>
+              <w:bCs w:val="0"/>
               <w:color w:val="auto"/>
-              <w:kern w:val="0"/>
               <w:szCs w:val="24"/>
-              <w14:ligatures w14:val="none"/>
             </w:rPr>
           </w:pPr>
-          <w:hyperlink w:anchor="_Toc220269998" w:history="1">
+          <w:hyperlink w:anchor="_Toc228887884" w:history="1">
             <w:r>
               <w:rPr>
                 <w:rStyle w:val="Hyperlink"/>
-                <w:b/>
-                <w:szCs w:val="24"/>
-              </w:rPr>
-              <w:t>2.3 Show How Your Project Builds on or Differs from Existing Work</w:t>
-            </w:r>
-            <w:r>
-              <w:rPr>
-                <w:b/>
-                <w:webHidden/>
-                <w:szCs w:val="24"/>
+              </w:rPr>
+              <w:t>2.3</w:t>
+            </w:r>
+            <w:r>
+              <w:rPr>
+                <w:webHidden/>
               </w:rPr>
               <w:tab/>
             </w:r>
             <w:r>
               <w:rPr>
-                <w:b/>
-                <w:webHidden/>
-                <w:szCs w:val="24"/>
+                <w:webHidden/>
               </w:rPr>
               <w:fldChar w:fldCharType="begin"/>
             </w:r>
             <w:r>
               <w:rPr>
-                <w:b/>
-                <w:webHidden/>
-                <w:szCs w:val="24"/>
-              </w:rPr>
-              <w:instrText xml:space="preserve"> PAGEREF _Toc220269998 \h </w:instrText>
-            </w:r>
-            <w:r>
-              <w:rPr>
-                <w:b/>
-                <w:webHidden/>
-                <w:szCs w:val="24"/>
-              </w:rPr>
-            </w:r>
-            <w:r>
-              <w:rPr>
-                <w:b/>
-                <w:webHidden/>
-                <w:szCs w:val="24"/>
+                <w:webHidden/>
+              </w:rPr>
+              <w:instrText xml:space="preserve"> PAGEREF _Toc228887884 \h </w:instrText>
+            </w:r>
+            <w:r>
+              <w:rPr>
+                <w:webHidden/>
+              </w:rPr>
+            </w:r>
+            <w:r>
+              <w:rPr>
+                <w:webHidden/>
               </w:rPr>
               <w:fldChar w:fldCharType="separate"/>
             </w:r>
             <w:r>
               <w:rPr>
-                <w:b/>
-                <w:webHidden/>
-                <w:szCs w:val="24"/>
-              </w:rPr>
-              <w:t>14</w:t>
-            </w:r>
-            <w:r>
-              <w:rPr>
-                <w:b/>
-                <w:webHidden/>
-                <w:szCs w:val="24"/>
+                <w:webHidden/>
+              </w:rPr>
+              <w:t>10</w:t>
+            </w:r>
+            <w:r>
+              <w:rPr>
+                <w:webHidden/>
               </w:rPr>
               <w:fldChar w:fldCharType="end"/>
             </w:r>
@@ -4686,110 +4234,2173 @@
               <w:tab w:val="right" w:leader="dot" w:pos="9353"/>
             </w:tabs>
             <w:rPr>
-              <w:rFonts w:asciiTheme="majorBidi" w:eastAsiaTheme="minorEastAsia" w:hAnsiTheme="majorBidi" w:cstheme="majorBidi"/>
+              <w:rFonts w:asciiTheme="minorHAnsi" w:eastAsiaTheme="minorEastAsia" w:hAnsiTheme="minorHAnsi" w:cstheme="minorBidi"/>
               <w:b/>
               <w:bCs/>
               <w:noProof/>
               <w:color w:val="auto"/>
-              <w:kern w:val="0"/>
-              <w:sz w:val="36"/>
-              <w:szCs w:val="36"/>
-              <w14:ligatures w14:val="none"/>
+              <w:sz w:val="40"/>
+              <w:szCs w:val="40"/>
             </w:rPr>
           </w:pPr>
-          <w:hyperlink w:anchor="_Toc220269999" w:history="1">
+          <w:hyperlink w:anchor="_Toc228887885" w:history="1">
             <w:r>
               <w:rPr>
                 <w:rStyle w:val="Hyperlink"/>
-                <w:rFonts w:asciiTheme="majorBidi" w:hAnsiTheme="majorBidi" w:cstheme="majorBidi"/>
                 <w:b/>
                 <w:bCs/>
                 <w:noProof/>
                 <w:sz w:val="28"/>
-                <w:szCs w:val="28"/>
-              </w:rPr>
-              <w:t>REFERENCES</w:t>
-            </w:r>
-            <w:r>
-              <w:rPr>
-                <w:rFonts w:asciiTheme="majorBidi" w:hAnsiTheme="majorBidi" w:cstheme="majorBidi"/>
+                <w:szCs w:val="40"/>
+              </w:rPr>
+              <w:t>Chapter Third: METHODOLOGY &amp; SYSTEM DESIGN</w:t>
+            </w:r>
+            <w:r>
+              <w:rPr>
                 <w:b/>
                 <w:bCs/>
                 <w:noProof/>
                 <w:webHidden/>
                 <w:sz w:val="28"/>
-                <w:szCs w:val="28"/>
+                <w:szCs w:val="40"/>
               </w:rPr>
               <w:tab/>
             </w:r>
             <w:r>
               <w:rPr>
-                <w:rFonts w:asciiTheme="majorBidi" w:hAnsiTheme="majorBidi" w:cstheme="majorBidi"/>
                 <w:b/>
                 <w:bCs/>
                 <w:noProof/>
                 <w:webHidden/>
                 <w:sz w:val="28"/>
-                <w:szCs w:val="28"/>
+                <w:szCs w:val="40"/>
               </w:rPr>
               <w:fldChar w:fldCharType="begin"/>
             </w:r>
             <w:r>
               <w:rPr>
-                <w:rFonts w:asciiTheme="majorBidi" w:hAnsiTheme="majorBidi" w:cstheme="majorBidi"/>
                 <w:b/>
                 <w:bCs/>
                 <w:noProof/>
                 <w:webHidden/>
                 <w:sz w:val="28"/>
-                <w:szCs w:val="28"/>
-              </w:rPr>
-              <w:instrText xml:space="preserve"> PAGEREF _Toc220269999 \h </w:instrText>
-            </w:r>
-            <w:r>
-              <w:rPr>
-                <w:rFonts w:asciiTheme="majorBidi" w:hAnsiTheme="majorBidi" w:cstheme="majorBidi"/>
+                <w:szCs w:val="40"/>
+              </w:rPr>
+              <w:instrText xml:space="preserve"> PAGEREF _Toc228887885 \h </w:instrText>
+            </w:r>
+            <w:r>
+              <w:rPr>
                 <w:b/>
                 <w:bCs/>
                 <w:noProof/>
                 <w:webHidden/>
                 <w:sz w:val="28"/>
-                <w:szCs w:val="28"/>
-              </w:rPr>
-            </w:r>
-            <w:r>
-              <w:rPr>
-                <w:rFonts w:asciiTheme="majorBidi" w:hAnsiTheme="majorBidi" w:cstheme="majorBidi"/>
+                <w:szCs w:val="40"/>
+              </w:rPr>
+            </w:r>
+            <w:r>
+              <w:rPr>
                 <w:b/>
                 <w:bCs/>
                 <w:noProof/>
                 <w:webHidden/>
                 <w:sz w:val="28"/>
-                <w:szCs w:val="28"/>
+                <w:szCs w:val="40"/>
               </w:rPr>
               <w:fldChar w:fldCharType="separate"/>
             </w:r>
             <w:r>
               <w:rPr>
-                <w:rFonts w:asciiTheme="majorBidi" w:hAnsiTheme="majorBidi" w:cstheme="majorBidi"/>
                 <w:b/>
                 <w:bCs/>
                 <w:noProof/>
                 <w:webHidden/>
                 <w:sz w:val="28"/>
-                <w:szCs w:val="28"/>
-              </w:rPr>
-              <w:t>15</w:t>
-            </w:r>
-            <w:r>
-              <w:rPr>
-                <w:rFonts w:asciiTheme="majorBidi" w:hAnsiTheme="majorBidi" w:cstheme="majorBidi"/>
+                <w:szCs w:val="40"/>
+              </w:rPr>
+              <w:t>12</w:t>
+            </w:r>
+            <w:r>
+              <w:rPr>
                 <w:b/>
                 <w:bCs/>
                 <w:noProof/>
                 <w:webHidden/>
                 <w:sz w:val="28"/>
-                <w:szCs w:val="28"/>
+                <w:szCs w:val="40"/>
+              </w:rPr>
+              <w:fldChar w:fldCharType="end"/>
+            </w:r>
+          </w:hyperlink>
+        </w:p>
+        <w:p>
+          <w:pPr>
+            <w:pStyle w:val="TOC2"/>
+            <w:rPr>
+              <w:rFonts w:asciiTheme="minorHAnsi" w:eastAsiaTheme="minorEastAsia" w:hAnsiTheme="minorHAnsi" w:cstheme="minorBidi"/>
+              <w:bCs w:val="0"/>
+              <w:color w:val="auto"/>
+              <w:szCs w:val="24"/>
+            </w:rPr>
+          </w:pPr>
+          <w:hyperlink w:anchor="_Toc228887886" w:history="1">
+            <w:r>
+              <w:rPr>
+                <w:rStyle w:val="Hyperlink"/>
+              </w:rPr>
+              <w:t>3.1 Development Tools and Technologies</w:t>
+            </w:r>
+            <w:r>
+              <w:rPr>
+                <w:webHidden/>
+              </w:rPr>
+              <w:tab/>
+            </w:r>
+            <w:r>
+              <w:rPr>
+                <w:webHidden/>
+              </w:rPr>
+              <w:fldChar w:fldCharType="begin"/>
+            </w:r>
+            <w:r>
+              <w:rPr>
+                <w:webHidden/>
+              </w:rPr>
+              <w:instrText xml:space="preserve"> PAGEREF _Toc228887886 \h </w:instrText>
+            </w:r>
+            <w:r>
+              <w:rPr>
+                <w:webHidden/>
+              </w:rPr>
+            </w:r>
+            <w:r>
+              <w:rPr>
+                <w:webHidden/>
+              </w:rPr>
+              <w:fldChar w:fldCharType="separate"/>
+            </w:r>
+            <w:r>
+              <w:rPr>
+                <w:webHidden/>
+              </w:rPr>
+              <w:t>12</w:t>
+            </w:r>
+            <w:r>
+              <w:rPr>
+                <w:webHidden/>
+              </w:rPr>
+              <w:fldChar w:fldCharType="end"/>
+            </w:r>
+          </w:hyperlink>
+        </w:p>
+        <w:p>
+          <w:pPr>
+            <w:pStyle w:val="TOC3"/>
+            <w:tabs>
+              <w:tab w:val="right" w:leader="dot" w:pos="9353"/>
+            </w:tabs>
+            <w:rPr>
+              <w:rFonts w:asciiTheme="minorHAnsi" w:eastAsiaTheme="minorEastAsia" w:hAnsiTheme="minorHAnsi" w:cstheme="minorBidi"/>
+              <w:noProof/>
+              <w:color w:val="auto"/>
+            </w:rPr>
+          </w:pPr>
+          <w:hyperlink w:anchor="_Toc228887887" w:history="1">
+            <w:r>
+              <w:rPr>
+                <w:rStyle w:val="Hyperlink"/>
+                <w:noProof/>
+              </w:rPr>
+              <w:t>3.1.1 Tools</w:t>
+            </w:r>
+            <w:r>
+              <w:rPr>
+                <w:noProof/>
+                <w:webHidden/>
+              </w:rPr>
+              <w:tab/>
+            </w:r>
+            <w:r>
+              <w:rPr>
+                <w:noProof/>
+                <w:webHidden/>
+              </w:rPr>
+              <w:fldChar w:fldCharType="begin"/>
+            </w:r>
+            <w:r>
+              <w:rPr>
+                <w:noProof/>
+                <w:webHidden/>
+              </w:rPr>
+              <w:instrText xml:space="preserve"> PAGEREF _Toc228887887 \h </w:instrText>
+            </w:r>
+            <w:r>
+              <w:rPr>
+                <w:noProof/>
+                <w:webHidden/>
+              </w:rPr>
+            </w:r>
+            <w:r>
+              <w:rPr>
+                <w:noProof/>
+                <w:webHidden/>
+              </w:rPr>
+              <w:fldChar w:fldCharType="separate"/>
+            </w:r>
+            <w:r>
+              <w:rPr>
+                <w:noProof/>
+                <w:webHidden/>
+              </w:rPr>
+              <w:t>12</w:t>
+            </w:r>
+            <w:r>
+              <w:rPr>
+                <w:noProof/>
+                <w:webHidden/>
+              </w:rPr>
+              <w:fldChar w:fldCharType="end"/>
+            </w:r>
+          </w:hyperlink>
+        </w:p>
+        <w:p>
+          <w:pPr>
+            <w:pStyle w:val="TOC3"/>
+            <w:tabs>
+              <w:tab w:val="right" w:leader="dot" w:pos="9353"/>
+            </w:tabs>
+            <w:rPr>
+              <w:rFonts w:asciiTheme="minorHAnsi" w:eastAsiaTheme="minorEastAsia" w:hAnsiTheme="minorHAnsi" w:cstheme="minorBidi"/>
+              <w:noProof/>
+              <w:color w:val="auto"/>
+            </w:rPr>
+          </w:pPr>
+          <w:hyperlink w:anchor="_Toc228887888" w:history="1">
+            <w:r>
+              <w:rPr>
+                <w:rStyle w:val="Hyperlink"/>
+                <w:noProof/>
+                <w:highlight w:val="yellow"/>
+              </w:rPr>
+              <w:t>3.1.2 Programming Languages and Frameworks</w:t>
+            </w:r>
+            <w:r>
+              <w:rPr>
+                <w:noProof/>
+                <w:webHidden/>
+              </w:rPr>
+              <w:tab/>
+            </w:r>
+            <w:r>
+              <w:rPr>
+                <w:noProof/>
+                <w:webHidden/>
+              </w:rPr>
+              <w:fldChar w:fldCharType="begin"/>
+            </w:r>
+            <w:r>
+              <w:rPr>
+                <w:noProof/>
+                <w:webHidden/>
+              </w:rPr>
+              <w:instrText xml:space="preserve"> PAGEREF _Toc228887888 \h </w:instrText>
+            </w:r>
+            <w:r>
+              <w:rPr>
+                <w:noProof/>
+                <w:webHidden/>
+              </w:rPr>
+            </w:r>
+            <w:r>
+              <w:rPr>
+                <w:noProof/>
+                <w:webHidden/>
+              </w:rPr>
+              <w:fldChar w:fldCharType="separate"/>
+            </w:r>
+            <w:r>
+              <w:rPr>
+                <w:noProof/>
+                <w:webHidden/>
+              </w:rPr>
+              <w:t>13</w:t>
+            </w:r>
+            <w:r>
+              <w:rPr>
+                <w:noProof/>
+                <w:webHidden/>
+              </w:rPr>
+              <w:fldChar w:fldCharType="end"/>
+            </w:r>
+          </w:hyperlink>
+        </w:p>
+        <w:p>
+          <w:pPr>
+            <w:pStyle w:val="TOC3"/>
+            <w:tabs>
+              <w:tab w:val="right" w:leader="dot" w:pos="9353"/>
+            </w:tabs>
+            <w:rPr>
+              <w:rFonts w:asciiTheme="minorHAnsi" w:eastAsiaTheme="minorEastAsia" w:hAnsiTheme="minorHAnsi" w:cstheme="minorBidi"/>
+              <w:noProof/>
+              <w:color w:val="auto"/>
+            </w:rPr>
+          </w:pPr>
+          <w:hyperlink w:anchor="_Toc228887889" w:history="1">
+            <w:r>
+              <w:rPr>
+                <w:rStyle w:val="Hyperlink"/>
+                <w:noProof/>
+              </w:rPr>
+              <w:t>3.1.3 Database Design and Management</w:t>
+            </w:r>
+            <w:r>
+              <w:rPr>
+                <w:noProof/>
+                <w:webHidden/>
+              </w:rPr>
+              <w:tab/>
+            </w:r>
+            <w:r>
+              <w:rPr>
+                <w:noProof/>
+                <w:webHidden/>
+              </w:rPr>
+              <w:fldChar w:fldCharType="begin"/>
+            </w:r>
+            <w:r>
+              <w:rPr>
+                <w:noProof/>
+                <w:webHidden/>
+              </w:rPr>
+              <w:instrText xml:space="preserve"> PAGEREF _Toc228887889 \h </w:instrText>
+            </w:r>
+            <w:r>
+              <w:rPr>
+                <w:noProof/>
+                <w:webHidden/>
+              </w:rPr>
+            </w:r>
+            <w:r>
+              <w:rPr>
+                <w:noProof/>
+                <w:webHidden/>
+              </w:rPr>
+              <w:fldChar w:fldCharType="separate"/>
+            </w:r>
+            <w:r>
+              <w:rPr>
+                <w:noProof/>
+                <w:webHidden/>
+              </w:rPr>
+              <w:t>13</w:t>
+            </w:r>
+            <w:r>
+              <w:rPr>
+                <w:noProof/>
+                <w:webHidden/>
+              </w:rPr>
+              <w:fldChar w:fldCharType="end"/>
+            </w:r>
+          </w:hyperlink>
+        </w:p>
+        <w:p>
+          <w:pPr>
+            <w:pStyle w:val="TOC3"/>
+            <w:tabs>
+              <w:tab w:val="right" w:leader="dot" w:pos="9353"/>
+            </w:tabs>
+            <w:rPr>
+              <w:rFonts w:asciiTheme="minorHAnsi" w:eastAsiaTheme="minorEastAsia" w:hAnsiTheme="minorHAnsi" w:cstheme="minorBidi"/>
+              <w:noProof/>
+              <w:color w:val="auto"/>
+            </w:rPr>
+          </w:pPr>
+          <w:hyperlink w:anchor="_Toc228887890" w:history="1">
+            <w:r>
+              <w:rPr>
+                <w:rStyle w:val="Hyperlink"/>
+                <w:noProof/>
+              </w:rPr>
+              <w:t>3.1.4 Database Design and Implementation</w:t>
+            </w:r>
+            <w:r>
+              <w:rPr>
+                <w:noProof/>
+                <w:webHidden/>
+              </w:rPr>
+              <w:tab/>
+            </w:r>
+            <w:r>
+              <w:rPr>
+                <w:noProof/>
+                <w:webHidden/>
+              </w:rPr>
+              <w:fldChar w:fldCharType="begin"/>
+            </w:r>
+            <w:r>
+              <w:rPr>
+                <w:noProof/>
+                <w:webHidden/>
+              </w:rPr>
+              <w:instrText xml:space="preserve"> PAGEREF _Toc228887890 \h </w:instrText>
+            </w:r>
+            <w:r>
+              <w:rPr>
+                <w:noProof/>
+                <w:webHidden/>
+              </w:rPr>
+            </w:r>
+            <w:r>
+              <w:rPr>
+                <w:noProof/>
+                <w:webHidden/>
+              </w:rPr>
+              <w:fldChar w:fldCharType="separate"/>
+            </w:r>
+            <w:r>
+              <w:rPr>
+                <w:noProof/>
+                <w:webHidden/>
+              </w:rPr>
+              <w:t>14</w:t>
+            </w:r>
+            <w:r>
+              <w:rPr>
+                <w:noProof/>
+                <w:webHidden/>
+              </w:rPr>
+              <w:fldChar w:fldCharType="end"/>
+            </w:r>
+          </w:hyperlink>
+        </w:p>
+        <w:p>
+          <w:pPr>
+            <w:pStyle w:val="TOC2"/>
+            <w:rPr>
+              <w:rFonts w:asciiTheme="minorHAnsi" w:eastAsiaTheme="minorEastAsia" w:hAnsiTheme="minorHAnsi" w:cstheme="minorBidi"/>
+              <w:bCs w:val="0"/>
+              <w:color w:val="auto"/>
+              <w:szCs w:val="24"/>
+            </w:rPr>
+          </w:pPr>
+          <w:hyperlink w:anchor="_Toc228887891" w:history="1">
+            <w:r>
+              <w:rPr>
+                <w:rStyle w:val="Hyperlink"/>
+              </w:rPr>
+              <w:t>3.2 Database Tables</w:t>
+            </w:r>
+            <w:r>
+              <w:rPr>
+                <w:webHidden/>
+              </w:rPr>
+              <w:tab/>
+            </w:r>
+            <w:r>
+              <w:rPr>
+                <w:webHidden/>
+              </w:rPr>
+              <w:fldChar w:fldCharType="begin"/>
+            </w:r>
+            <w:r>
+              <w:rPr>
+                <w:webHidden/>
+              </w:rPr>
+              <w:instrText xml:space="preserve"> PAGEREF _Toc228887891 \h </w:instrText>
+            </w:r>
+            <w:r>
+              <w:rPr>
+                <w:webHidden/>
+              </w:rPr>
+            </w:r>
+            <w:r>
+              <w:rPr>
+                <w:webHidden/>
+              </w:rPr>
+              <w:fldChar w:fldCharType="separate"/>
+            </w:r>
+            <w:r>
+              <w:rPr>
+                <w:webHidden/>
+              </w:rPr>
+              <w:t>14</w:t>
+            </w:r>
+            <w:r>
+              <w:rPr>
+                <w:webHidden/>
+              </w:rPr>
+              <w:fldChar w:fldCharType="end"/>
+            </w:r>
+          </w:hyperlink>
+        </w:p>
+        <w:p>
+          <w:pPr>
+            <w:pStyle w:val="TOC2"/>
+            <w:rPr>
+              <w:rFonts w:asciiTheme="minorHAnsi" w:eastAsiaTheme="minorEastAsia" w:hAnsiTheme="minorHAnsi" w:cstheme="minorBidi"/>
+              <w:bCs w:val="0"/>
+              <w:color w:val="auto"/>
+              <w:szCs w:val="24"/>
+            </w:rPr>
+          </w:pPr>
+          <w:hyperlink w:anchor="_Toc228887892" w:history="1">
+            <w:r>
+              <w:rPr>
+                <w:rStyle w:val="Hyperlink"/>
+              </w:rPr>
+              <w:t>3.3 Entity Relationship (ER) Diagram</w:t>
+            </w:r>
+            <w:r>
+              <w:rPr>
+                <w:webHidden/>
+              </w:rPr>
+              <w:tab/>
+            </w:r>
+            <w:r>
+              <w:rPr>
+                <w:webHidden/>
+              </w:rPr>
+              <w:fldChar w:fldCharType="begin"/>
+            </w:r>
+            <w:r>
+              <w:rPr>
+                <w:webHidden/>
+              </w:rPr>
+              <w:instrText xml:space="preserve"> PAGEREF _Toc228887892 \h </w:instrText>
+            </w:r>
+            <w:r>
+              <w:rPr>
+                <w:webHidden/>
+              </w:rPr>
+            </w:r>
+            <w:r>
+              <w:rPr>
+                <w:webHidden/>
+              </w:rPr>
+              <w:fldChar w:fldCharType="separate"/>
+            </w:r>
+            <w:r>
+              <w:rPr>
+                <w:webHidden/>
+              </w:rPr>
+              <w:t>15</w:t>
+            </w:r>
+            <w:r>
+              <w:rPr>
+                <w:webHidden/>
+              </w:rPr>
+              <w:fldChar w:fldCharType="end"/>
+            </w:r>
+          </w:hyperlink>
+        </w:p>
+        <w:p>
+          <w:pPr>
+            <w:pStyle w:val="TOC1"/>
+            <w:tabs>
+              <w:tab w:val="right" w:leader="dot" w:pos="9353"/>
+            </w:tabs>
+            <w:rPr>
+              <w:rFonts w:asciiTheme="minorHAnsi" w:eastAsiaTheme="minorEastAsia" w:hAnsiTheme="minorHAnsi" w:cstheme="minorBidi"/>
+              <w:b/>
+              <w:bCs/>
+              <w:noProof/>
+              <w:color w:val="auto"/>
+              <w:sz w:val="40"/>
+              <w:szCs w:val="40"/>
+            </w:rPr>
+          </w:pPr>
+          <w:hyperlink w:anchor="_Toc228887893" w:history="1">
+            <w:r>
+              <w:rPr>
+                <w:rStyle w:val="Hyperlink"/>
+                <w:b/>
+                <w:bCs/>
+                <w:noProof/>
+                <w:sz w:val="28"/>
+                <w:szCs w:val="40"/>
+              </w:rPr>
+              <w:t>Chapter Four: SYSTEM IMPLEMENTATION</w:t>
+            </w:r>
+            <w:r>
+              <w:rPr>
+                <w:b/>
+                <w:bCs/>
+                <w:noProof/>
+                <w:webHidden/>
+                <w:sz w:val="28"/>
+                <w:szCs w:val="40"/>
+              </w:rPr>
+              <w:tab/>
+            </w:r>
+            <w:r>
+              <w:rPr>
+                <w:b/>
+                <w:bCs/>
+                <w:noProof/>
+                <w:webHidden/>
+                <w:sz w:val="28"/>
+                <w:szCs w:val="40"/>
+              </w:rPr>
+              <w:fldChar w:fldCharType="begin"/>
+            </w:r>
+            <w:r>
+              <w:rPr>
+                <w:b/>
+                <w:bCs/>
+                <w:noProof/>
+                <w:webHidden/>
+                <w:sz w:val="28"/>
+                <w:szCs w:val="40"/>
+              </w:rPr>
+              <w:instrText xml:space="preserve"> PAGEREF _Toc228887893 \h </w:instrText>
+            </w:r>
+            <w:r>
+              <w:rPr>
+                <w:b/>
+                <w:bCs/>
+                <w:noProof/>
+                <w:webHidden/>
+                <w:sz w:val="28"/>
+                <w:szCs w:val="40"/>
+              </w:rPr>
+            </w:r>
+            <w:r>
+              <w:rPr>
+                <w:b/>
+                <w:bCs/>
+                <w:noProof/>
+                <w:webHidden/>
+                <w:sz w:val="28"/>
+                <w:szCs w:val="40"/>
+              </w:rPr>
+              <w:fldChar w:fldCharType="separate"/>
+            </w:r>
+            <w:r>
+              <w:rPr>
+                <w:b/>
+                <w:bCs/>
+                <w:noProof/>
+                <w:webHidden/>
+                <w:sz w:val="28"/>
+                <w:szCs w:val="40"/>
+              </w:rPr>
+              <w:t>16</w:t>
+            </w:r>
+            <w:r>
+              <w:rPr>
+                <w:b/>
+                <w:bCs/>
+                <w:noProof/>
+                <w:webHidden/>
+                <w:sz w:val="28"/>
+                <w:szCs w:val="40"/>
+              </w:rPr>
+              <w:fldChar w:fldCharType="end"/>
+            </w:r>
+          </w:hyperlink>
+        </w:p>
+        <w:p>
+          <w:pPr>
+            <w:pStyle w:val="TOC2"/>
+            <w:rPr>
+              <w:rFonts w:asciiTheme="minorHAnsi" w:eastAsiaTheme="minorEastAsia" w:hAnsiTheme="minorHAnsi" w:cstheme="minorBidi"/>
+              <w:bCs w:val="0"/>
+              <w:color w:val="auto"/>
+              <w:szCs w:val="24"/>
+            </w:rPr>
+          </w:pPr>
+          <w:hyperlink w:anchor="_Toc228887894" w:history="1">
+            <w:r>
+              <w:rPr>
+                <w:rStyle w:val="Hyperlink"/>
+              </w:rPr>
+              <w:t>4.1 Application Start and Authentication Flow</w:t>
+            </w:r>
+            <w:r>
+              <w:rPr>
+                <w:webHidden/>
+              </w:rPr>
+              <w:tab/>
+            </w:r>
+            <w:r>
+              <w:rPr>
+                <w:webHidden/>
+              </w:rPr>
+              <w:fldChar w:fldCharType="begin"/>
+            </w:r>
+            <w:r>
+              <w:rPr>
+                <w:webHidden/>
+              </w:rPr>
+              <w:instrText xml:space="preserve"> PAGEREF _Toc228887894 \h </w:instrText>
+            </w:r>
+            <w:r>
+              <w:rPr>
+                <w:webHidden/>
+              </w:rPr>
+            </w:r>
+            <w:r>
+              <w:rPr>
+                <w:webHidden/>
+              </w:rPr>
+              <w:fldChar w:fldCharType="separate"/>
+            </w:r>
+            <w:r>
+              <w:rPr>
+                <w:webHidden/>
+              </w:rPr>
+              <w:t>16</w:t>
+            </w:r>
+            <w:r>
+              <w:rPr>
+                <w:webHidden/>
+              </w:rPr>
+              <w:fldChar w:fldCharType="end"/>
+            </w:r>
+          </w:hyperlink>
+        </w:p>
+        <w:p>
+          <w:pPr>
+            <w:pStyle w:val="TOC2"/>
+            <w:rPr>
+              <w:rFonts w:asciiTheme="minorHAnsi" w:eastAsiaTheme="minorEastAsia" w:hAnsiTheme="minorHAnsi" w:cstheme="minorBidi"/>
+              <w:bCs w:val="0"/>
+              <w:color w:val="auto"/>
+              <w:szCs w:val="24"/>
+            </w:rPr>
+          </w:pPr>
+          <w:hyperlink w:anchor="_Toc228887895" w:history="1">
+            <w:r>
+              <w:rPr>
+                <w:rStyle w:val="Hyperlink"/>
+              </w:rPr>
+              <w:t>4.2 Patient Implementation</w:t>
+            </w:r>
+            <w:r>
+              <w:rPr>
+                <w:webHidden/>
+              </w:rPr>
+              <w:tab/>
+            </w:r>
+            <w:r>
+              <w:rPr>
+                <w:webHidden/>
+              </w:rPr>
+              <w:fldChar w:fldCharType="begin"/>
+            </w:r>
+            <w:r>
+              <w:rPr>
+                <w:webHidden/>
+              </w:rPr>
+              <w:instrText xml:space="preserve"> PAGEREF _Toc228887895 \h </w:instrText>
+            </w:r>
+            <w:r>
+              <w:rPr>
+                <w:webHidden/>
+              </w:rPr>
+            </w:r>
+            <w:r>
+              <w:rPr>
+                <w:webHidden/>
+              </w:rPr>
+              <w:fldChar w:fldCharType="separate"/>
+            </w:r>
+            <w:r>
+              <w:rPr>
+                <w:webHidden/>
+              </w:rPr>
+              <w:t>16</w:t>
+            </w:r>
+            <w:r>
+              <w:rPr>
+                <w:webHidden/>
+              </w:rPr>
+              <w:fldChar w:fldCharType="end"/>
+            </w:r>
+          </w:hyperlink>
+        </w:p>
+        <w:p>
+          <w:pPr>
+            <w:pStyle w:val="TOC3"/>
+            <w:tabs>
+              <w:tab w:val="right" w:leader="dot" w:pos="9353"/>
+            </w:tabs>
+            <w:rPr>
+              <w:rFonts w:asciiTheme="minorHAnsi" w:eastAsiaTheme="minorEastAsia" w:hAnsiTheme="minorHAnsi" w:cstheme="minorBidi"/>
+              <w:noProof/>
+              <w:color w:val="auto"/>
+            </w:rPr>
+          </w:pPr>
+          <w:hyperlink w:anchor="_Toc228887896" w:history="1">
+            <w:r>
+              <w:rPr>
+                <w:rStyle w:val="Hyperlink"/>
+                <w:noProof/>
+              </w:rPr>
+              <w:t>4.2.1 Home and Department Browsing</w:t>
+            </w:r>
+            <w:r>
+              <w:rPr>
+                <w:noProof/>
+                <w:webHidden/>
+              </w:rPr>
+              <w:tab/>
+            </w:r>
+            <w:r>
+              <w:rPr>
+                <w:noProof/>
+                <w:webHidden/>
+              </w:rPr>
+              <w:fldChar w:fldCharType="begin"/>
+            </w:r>
+            <w:r>
+              <w:rPr>
+                <w:noProof/>
+                <w:webHidden/>
+              </w:rPr>
+              <w:instrText xml:space="preserve"> PAGEREF _Toc228887896 \h </w:instrText>
+            </w:r>
+            <w:r>
+              <w:rPr>
+                <w:noProof/>
+                <w:webHidden/>
+              </w:rPr>
+            </w:r>
+            <w:r>
+              <w:rPr>
+                <w:noProof/>
+                <w:webHidden/>
+              </w:rPr>
+              <w:fldChar w:fldCharType="separate"/>
+            </w:r>
+            <w:r>
+              <w:rPr>
+                <w:noProof/>
+                <w:webHidden/>
+              </w:rPr>
+              <w:t>16</w:t>
+            </w:r>
+            <w:r>
+              <w:rPr>
+                <w:noProof/>
+                <w:webHidden/>
+              </w:rPr>
+              <w:fldChar w:fldCharType="end"/>
+            </w:r>
+          </w:hyperlink>
+        </w:p>
+        <w:p>
+          <w:pPr>
+            <w:pStyle w:val="TOC3"/>
+            <w:tabs>
+              <w:tab w:val="right" w:leader="dot" w:pos="9353"/>
+            </w:tabs>
+            <w:rPr>
+              <w:rFonts w:asciiTheme="minorHAnsi" w:eastAsiaTheme="minorEastAsia" w:hAnsiTheme="minorHAnsi" w:cstheme="minorBidi"/>
+              <w:noProof/>
+              <w:color w:val="auto"/>
+            </w:rPr>
+          </w:pPr>
+          <w:hyperlink w:anchor="_Toc228887897" w:history="1">
+            <w:r>
+              <w:rPr>
+                <w:rStyle w:val="Hyperlink"/>
+                <w:noProof/>
+              </w:rPr>
+              <w:t>4.2.2 Doctor List and Schedule Screen</w:t>
+            </w:r>
+            <w:r>
+              <w:rPr>
+                <w:noProof/>
+                <w:webHidden/>
+              </w:rPr>
+              <w:tab/>
+            </w:r>
+            <w:r>
+              <w:rPr>
+                <w:noProof/>
+                <w:webHidden/>
+              </w:rPr>
+              <w:fldChar w:fldCharType="begin"/>
+            </w:r>
+            <w:r>
+              <w:rPr>
+                <w:noProof/>
+                <w:webHidden/>
+              </w:rPr>
+              <w:instrText xml:space="preserve"> PAGEREF _Toc228887897 \h </w:instrText>
+            </w:r>
+            <w:r>
+              <w:rPr>
+                <w:noProof/>
+                <w:webHidden/>
+              </w:rPr>
+            </w:r>
+            <w:r>
+              <w:rPr>
+                <w:noProof/>
+                <w:webHidden/>
+              </w:rPr>
+              <w:fldChar w:fldCharType="separate"/>
+            </w:r>
+            <w:r>
+              <w:rPr>
+                <w:noProof/>
+                <w:webHidden/>
+              </w:rPr>
+              <w:t>17</w:t>
+            </w:r>
+            <w:r>
+              <w:rPr>
+                <w:noProof/>
+                <w:webHidden/>
+              </w:rPr>
+              <w:fldChar w:fldCharType="end"/>
+            </w:r>
+          </w:hyperlink>
+        </w:p>
+        <w:p>
+          <w:pPr>
+            <w:pStyle w:val="TOC3"/>
+            <w:tabs>
+              <w:tab w:val="right" w:leader="dot" w:pos="9353"/>
+            </w:tabs>
+            <w:rPr>
+              <w:rFonts w:asciiTheme="minorHAnsi" w:eastAsiaTheme="minorEastAsia" w:hAnsiTheme="minorHAnsi" w:cstheme="minorBidi"/>
+              <w:noProof/>
+              <w:color w:val="auto"/>
+            </w:rPr>
+          </w:pPr>
+          <w:hyperlink w:anchor="_Toc228887898" w:history="1">
+            <w:r>
+              <w:rPr>
+                <w:rStyle w:val="Hyperlink"/>
+                <w:noProof/>
+              </w:rPr>
+              <w:t>4.2.3 Appointment Booking, Cancellation, and Rescheduling</w:t>
+            </w:r>
+            <w:r>
+              <w:rPr>
+                <w:noProof/>
+                <w:webHidden/>
+              </w:rPr>
+              <w:tab/>
+            </w:r>
+            <w:r>
+              <w:rPr>
+                <w:noProof/>
+                <w:webHidden/>
+              </w:rPr>
+              <w:fldChar w:fldCharType="begin"/>
+            </w:r>
+            <w:r>
+              <w:rPr>
+                <w:noProof/>
+                <w:webHidden/>
+              </w:rPr>
+              <w:instrText xml:space="preserve"> PAGEREF _Toc228887898 \h </w:instrText>
+            </w:r>
+            <w:r>
+              <w:rPr>
+                <w:noProof/>
+                <w:webHidden/>
+              </w:rPr>
+            </w:r>
+            <w:r>
+              <w:rPr>
+                <w:noProof/>
+                <w:webHidden/>
+              </w:rPr>
+              <w:fldChar w:fldCharType="separate"/>
+            </w:r>
+            <w:r>
+              <w:rPr>
+                <w:noProof/>
+                <w:webHidden/>
+              </w:rPr>
+              <w:t>17</w:t>
+            </w:r>
+            <w:r>
+              <w:rPr>
+                <w:noProof/>
+                <w:webHidden/>
+              </w:rPr>
+              <w:fldChar w:fldCharType="end"/>
+            </w:r>
+          </w:hyperlink>
+        </w:p>
+        <w:p>
+          <w:pPr>
+            <w:pStyle w:val="TOC3"/>
+            <w:tabs>
+              <w:tab w:val="right" w:leader="dot" w:pos="9353"/>
+            </w:tabs>
+            <w:rPr>
+              <w:rFonts w:asciiTheme="minorHAnsi" w:eastAsiaTheme="minorEastAsia" w:hAnsiTheme="minorHAnsi" w:cstheme="minorBidi"/>
+              <w:noProof/>
+              <w:color w:val="auto"/>
+            </w:rPr>
+          </w:pPr>
+          <w:hyperlink w:anchor="_Toc228887899" w:history="1">
+            <w:r>
+              <w:rPr>
+                <w:rStyle w:val="Hyperlink"/>
+                <w:noProof/>
+              </w:rPr>
+              <w:t>4.2.4 Medical Documents</w:t>
+            </w:r>
+            <w:r>
+              <w:rPr>
+                <w:noProof/>
+                <w:webHidden/>
+              </w:rPr>
+              <w:tab/>
+            </w:r>
+            <w:r>
+              <w:rPr>
+                <w:noProof/>
+                <w:webHidden/>
+              </w:rPr>
+              <w:fldChar w:fldCharType="begin"/>
+            </w:r>
+            <w:r>
+              <w:rPr>
+                <w:noProof/>
+                <w:webHidden/>
+              </w:rPr>
+              <w:instrText xml:space="preserve"> PAGEREF _Toc228887899 \h </w:instrText>
+            </w:r>
+            <w:r>
+              <w:rPr>
+                <w:noProof/>
+                <w:webHidden/>
+              </w:rPr>
+            </w:r>
+            <w:r>
+              <w:rPr>
+                <w:noProof/>
+                <w:webHidden/>
+              </w:rPr>
+              <w:fldChar w:fldCharType="separate"/>
+            </w:r>
+            <w:r>
+              <w:rPr>
+                <w:noProof/>
+                <w:webHidden/>
+              </w:rPr>
+              <w:t>17</w:t>
+            </w:r>
+            <w:r>
+              <w:rPr>
+                <w:noProof/>
+                <w:webHidden/>
+              </w:rPr>
+              <w:fldChar w:fldCharType="end"/>
+            </w:r>
+          </w:hyperlink>
+        </w:p>
+        <w:p>
+          <w:pPr>
+            <w:pStyle w:val="TOC3"/>
+            <w:tabs>
+              <w:tab w:val="right" w:leader="dot" w:pos="9353"/>
+            </w:tabs>
+            <w:rPr>
+              <w:rFonts w:asciiTheme="minorHAnsi" w:eastAsiaTheme="minorEastAsia" w:hAnsiTheme="minorHAnsi" w:cstheme="minorBidi"/>
+              <w:noProof/>
+              <w:color w:val="auto"/>
+            </w:rPr>
+          </w:pPr>
+          <w:hyperlink w:anchor="_Toc228887900" w:history="1">
+            <w:r>
+              <w:rPr>
+                <w:rStyle w:val="Hyperlink"/>
+                <w:noProof/>
+              </w:rPr>
+              <w:t xml:space="preserve">4.2.5 Profile, Notifications, </w:t>
+            </w:r>
+            <w:r>
+              <w:rPr>
+                <w:rStyle w:val="Hyperlink"/>
+                <w:noProof/>
+                <w:highlight w:val="yellow"/>
+              </w:rPr>
+              <w:t>and Location</w:t>
+            </w:r>
+            <w:r>
+              <w:rPr>
+                <w:noProof/>
+                <w:webHidden/>
+              </w:rPr>
+              <w:tab/>
+            </w:r>
+            <w:r>
+              <w:rPr>
+                <w:noProof/>
+                <w:webHidden/>
+              </w:rPr>
+              <w:fldChar w:fldCharType="begin"/>
+            </w:r>
+            <w:r>
+              <w:rPr>
+                <w:noProof/>
+                <w:webHidden/>
+              </w:rPr>
+              <w:instrText xml:space="preserve"> PAGEREF _Toc228887900 \h </w:instrText>
+            </w:r>
+            <w:r>
+              <w:rPr>
+                <w:noProof/>
+                <w:webHidden/>
+              </w:rPr>
+            </w:r>
+            <w:r>
+              <w:rPr>
+                <w:noProof/>
+                <w:webHidden/>
+              </w:rPr>
+              <w:fldChar w:fldCharType="separate"/>
+            </w:r>
+            <w:r>
+              <w:rPr>
+                <w:noProof/>
+                <w:webHidden/>
+              </w:rPr>
+              <w:t>18</w:t>
+            </w:r>
+            <w:r>
+              <w:rPr>
+                <w:noProof/>
+                <w:webHidden/>
+              </w:rPr>
+              <w:fldChar w:fldCharType="end"/>
+            </w:r>
+          </w:hyperlink>
+        </w:p>
+        <w:p>
+          <w:pPr>
+            <w:pStyle w:val="TOC2"/>
+            <w:rPr>
+              <w:rFonts w:asciiTheme="minorHAnsi" w:eastAsiaTheme="minorEastAsia" w:hAnsiTheme="minorHAnsi" w:cstheme="minorBidi"/>
+              <w:bCs w:val="0"/>
+              <w:color w:val="auto"/>
+              <w:szCs w:val="24"/>
+            </w:rPr>
+          </w:pPr>
+          <w:hyperlink w:anchor="_Toc228887901" w:history="1">
+            <w:r>
+              <w:rPr>
+                <w:rStyle w:val="Hyperlink"/>
+              </w:rPr>
+              <w:t>4.3 Doctor Implementation</w:t>
+            </w:r>
+            <w:r>
+              <w:rPr>
+                <w:webHidden/>
+              </w:rPr>
+              <w:tab/>
+            </w:r>
+            <w:r>
+              <w:rPr>
+                <w:webHidden/>
+              </w:rPr>
+              <w:fldChar w:fldCharType="begin"/>
+            </w:r>
+            <w:r>
+              <w:rPr>
+                <w:webHidden/>
+              </w:rPr>
+              <w:instrText xml:space="preserve"> PAGEREF _Toc228887901 \h </w:instrText>
+            </w:r>
+            <w:r>
+              <w:rPr>
+                <w:webHidden/>
+              </w:rPr>
+            </w:r>
+            <w:r>
+              <w:rPr>
+                <w:webHidden/>
+              </w:rPr>
+              <w:fldChar w:fldCharType="separate"/>
+            </w:r>
+            <w:r>
+              <w:rPr>
+                <w:webHidden/>
+              </w:rPr>
+              <w:t>18</w:t>
+            </w:r>
+            <w:r>
+              <w:rPr>
+                <w:webHidden/>
+              </w:rPr>
+              <w:fldChar w:fldCharType="end"/>
+            </w:r>
+          </w:hyperlink>
+        </w:p>
+        <w:p>
+          <w:pPr>
+            <w:pStyle w:val="TOC3"/>
+            <w:tabs>
+              <w:tab w:val="right" w:leader="dot" w:pos="9353"/>
+            </w:tabs>
+            <w:rPr>
+              <w:rFonts w:asciiTheme="minorHAnsi" w:eastAsiaTheme="minorEastAsia" w:hAnsiTheme="minorHAnsi" w:cstheme="minorBidi"/>
+              <w:noProof/>
+              <w:color w:val="auto"/>
+            </w:rPr>
+          </w:pPr>
+          <w:hyperlink w:anchor="_Toc228887902" w:history="1">
+            <w:r>
+              <w:rPr>
+                <w:rStyle w:val="Hyperlink"/>
+                <w:noProof/>
+              </w:rPr>
+              <w:t>4.3.1 Doctor Dashboard and Appointments</w:t>
+            </w:r>
+            <w:r>
+              <w:rPr>
+                <w:noProof/>
+                <w:webHidden/>
+              </w:rPr>
+              <w:tab/>
+            </w:r>
+            <w:r>
+              <w:rPr>
+                <w:noProof/>
+                <w:webHidden/>
+              </w:rPr>
+              <w:fldChar w:fldCharType="begin"/>
+            </w:r>
+            <w:r>
+              <w:rPr>
+                <w:noProof/>
+                <w:webHidden/>
+              </w:rPr>
+              <w:instrText xml:space="preserve"> PAGEREF _Toc228887902 \h </w:instrText>
+            </w:r>
+            <w:r>
+              <w:rPr>
+                <w:noProof/>
+                <w:webHidden/>
+              </w:rPr>
+            </w:r>
+            <w:r>
+              <w:rPr>
+                <w:noProof/>
+                <w:webHidden/>
+              </w:rPr>
+              <w:fldChar w:fldCharType="separate"/>
+            </w:r>
+            <w:r>
+              <w:rPr>
+                <w:noProof/>
+                <w:webHidden/>
+              </w:rPr>
+              <w:t>18</w:t>
+            </w:r>
+            <w:r>
+              <w:rPr>
+                <w:noProof/>
+                <w:webHidden/>
+              </w:rPr>
+              <w:fldChar w:fldCharType="end"/>
+            </w:r>
+          </w:hyperlink>
+        </w:p>
+        <w:p>
+          <w:pPr>
+            <w:pStyle w:val="TOC3"/>
+            <w:tabs>
+              <w:tab w:val="right" w:leader="dot" w:pos="9353"/>
+            </w:tabs>
+            <w:rPr>
+              <w:rFonts w:asciiTheme="minorHAnsi" w:eastAsiaTheme="minorEastAsia" w:hAnsiTheme="minorHAnsi" w:cstheme="minorBidi"/>
+              <w:noProof/>
+              <w:color w:val="auto"/>
+            </w:rPr>
+          </w:pPr>
+          <w:hyperlink w:anchor="_Toc228887903" w:history="1">
+            <w:r>
+              <w:rPr>
+                <w:rStyle w:val="Hyperlink"/>
+                <w:noProof/>
+              </w:rPr>
+              <w:t>4.3.2 QR Scan and Check-in Confirmation</w:t>
+            </w:r>
+            <w:r>
+              <w:rPr>
+                <w:noProof/>
+                <w:webHidden/>
+              </w:rPr>
+              <w:tab/>
+            </w:r>
+            <w:r>
+              <w:rPr>
+                <w:noProof/>
+                <w:webHidden/>
+              </w:rPr>
+              <w:fldChar w:fldCharType="begin"/>
+            </w:r>
+            <w:r>
+              <w:rPr>
+                <w:noProof/>
+                <w:webHidden/>
+              </w:rPr>
+              <w:instrText xml:space="preserve"> PAGEREF _Toc228887903 \h </w:instrText>
+            </w:r>
+            <w:r>
+              <w:rPr>
+                <w:noProof/>
+                <w:webHidden/>
+              </w:rPr>
+            </w:r>
+            <w:r>
+              <w:rPr>
+                <w:noProof/>
+                <w:webHidden/>
+              </w:rPr>
+              <w:fldChar w:fldCharType="separate"/>
+            </w:r>
+            <w:r>
+              <w:rPr>
+                <w:noProof/>
+                <w:webHidden/>
+              </w:rPr>
+              <w:t>18</w:t>
+            </w:r>
+            <w:r>
+              <w:rPr>
+                <w:noProof/>
+                <w:webHidden/>
+              </w:rPr>
+              <w:fldChar w:fldCharType="end"/>
+            </w:r>
+          </w:hyperlink>
+        </w:p>
+        <w:p>
+          <w:pPr>
+            <w:pStyle w:val="TOC3"/>
+            <w:tabs>
+              <w:tab w:val="right" w:leader="dot" w:pos="9353"/>
+            </w:tabs>
+            <w:rPr>
+              <w:rFonts w:asciiTheme="minorHAnsi" w:eastAsiaTheme="minorEastAsia" w:hAnsiTheme="minorHAnsi" w:cstheme="minorBidi"/>
+              <w:noProof/>
+              <w:color w:val="auto"/>
+            </w:rPr>
+          </w:pPr>
+          <w:hyperlink w:anchor="_Toc228887904" w:history="1">
+            <w:r>
+              <w:rPr>
+                <w:rStyle w:val="Hyperlink"/>
+                <w:noProof/>
+              </w:rPr>
+              <w:t>4.3.3 Doctor Documents, Schedule, and Profile</w:t>
+            </w:r>
+            <w:r>
+              <w:rPr>
+                <w:noProof/>
+                <w:webHidden/>
+              </w:rPr>
+              <w:tab/>
+            </w:r>
+            <w:r>
+              <w:rPr>
+                <w:noProof/>
+                <w:webHidden/>
+              </w:rPr>
+              <w:fldChar w:fldCharType="begin"/>
+            </w:r>
+            <w:r>
+              <w:rPr>
+                <w:noProof/>
+                <w:webHidden/>
+              </w:rPr>
+              <w:instrText xml:space="preserve"> PAGEREF _Toc228887904 \h </w:instrText>
+            </w:r>
+            <w:r>
+              <w:rPr>
+                <w:noProof/>
+                <w:webHidden/>
+              </w:rPr>
+            </w:r>
+            <w:r>
+              <w:rPr>
+                <w:noProof/>
+                <w:webHidden/>
+              </w:rPr>
+              <w:fldChar w:fldCharType="separate"/>
+            </w:r>
+            <w:r>
+              <w:rPr>
+                <w:noProof/>
+                <w:webHidden/>
+              </w:rPr>
+              <w:t>19</w:t>
+            </w:r>
+            <w:r>
+              <w:rPr>
+                <w:noProof/>
+                <w:webHidden/>
+              </w:rPr>
+              <w:fldChar w:fldCharType="end"/>
+            </w:r>
+          </w:hyperlink>
+        </w:p>
+        <w:p>
+          <w:pPr>
+            <w:pStyle w:val="TOC2"/>
+            <w:rPr>
+              <w:rFonts w:asciiTheme="minorHAnsi" w:eastAsiaTheme="minorEastAsia" w:hAnsiTheme="minorHAnsi" w:cstheme="minorBidi"/>
+              <w:bCs w:val="0"/>
+              <w:color w:val="auto"/>
+              <w:szCs w:val="24"/>
+            </w:rPr>
+          </w:pPr>
+          <w:hyperlink w:anchor="_Toc228887905" w:history="1">
+            <w:r>
+              <w:rPr>
+                <w:rStyle w:val="Hyperlink"/>
+              </w:rPr>
+              <w:t>4.4 Admin Implementation</w:t>
+            </w:r>
+            <w:r>
+              <w:rPr>
+                <w:webHidden/>
+              </w:rPr>
+              <w:tab/>
+            </w:r>
+            <w:r>
+              <w:rPr>
+                <w:webHidden/>
+              </w:rPr>
+              <w:fldChar w:fldCharType="begin"/>
+            </w:r>
+            <w:r>
+              <w:rPr>
+                <w:webHidden/>
+              </w:rPr>
+              <w:instrText xml:space="preserve"> PAGEREF _Toc228887905 \h </w:instrText>
+            </w:r>
+            <w:r>
+              <w:rPr>
+                <w:webHidden/>
+              </w:rPr>
+            </w:r>
+            <w:r>
+              <w:rPr>
+                <w:webHidden/>
+              </w:rPr>
+              <w:fldChar w:fldCharType="separate"/>
+            </w:r>
+            <w:r>
+              <w:rPr>
+                <w:webHidden/>
+              </w:rPr>
+              <w:t>19</w:t>
+            </w:r>
+            <w:r>
+              <w:rPr>
+                <w:webHidden/>
+              </w:rPr>
+              <w:fldChar w:fldCharType="end"/>
+            </w:r>
+          </w:hyperlink>
+        </w:p>
+        <w:p>
+          <w:pPr>
+            <w:pStyle w:val="TOC3"/>
+            <w:tabs>
+              <w:tab w:val="right" w:leader="dot" w:pos="9353"/>
+            </w:tabs>
+            <w:rPr>
+              <w:rFonts w:asciiTheme="minorHAnsi" w:eastAsiaTheme="minorEastAsia" w:hAnsiTheme="minorHAnsi" w:cstheme="minorBidi"/>
+              <w:noProof/>
+              <w:color w:val="auto"/>
+            </w:rPr>
+          </w:pPr>
+          <w:hyperlink w:anchor="_Toc228887906" w:history="1">
+            <w:r>
+              <w:rPr>
+                <w:rStyle w:val="Hyperlink"/>
+                <w:noProof/>
+              </w:rPr>
+              <w:t>4.4.1 Doctor and Department Management</w:t>
+            </w:r>
+            <w:r>
+              <w:rPr>
+                <w:noProof/>
+                <w:webHidden/>
+              </w:rPr>
+              <w:tab/>
+            </w:r>
+            <w:r>
+              <w:rPr>
+                <w:noProof/>
+                <w:webHidden/>
+              </w:rPr>
+              <w:fldChar w:fldCharType="begin"/>
+            </w:r>
+            <w:r>
+              <w:rPr>
+                <w:noProof/>
+                <w:webHidden/>
+              </w:rPr>
+              <w:instrText xml:space="preserve"> PAGEREF _Toc228887906 \h </w:instrText>
+            </w:r>
+            <w:r>
+              <w:rPr>
+                <w:noProof/>
+                <w:webHidden/>
+              </w:rPr>
+            </w:r>
+            <w:r>
+              <w:rPr>
+                <w:noProof/>
+                <w:webHidden/>
+              </w:rPr>
+              <w:fldChar w:fldCharType="separate"/>
+            </w:r>
+            <w:r>
+              <w:rPr>
+                <w:noProof/>
+                <w:webHidden/>
+              </w:rPr>
+              <w:t>19</w:t>
+            </w:r>
+            <w:r>
+              <w:rPr>
+                <w:noProof/>
+                <w:webHidden/>
+              </w:rPr>
+              <w:fldChar w:fldCharType="end"/>
+            </w:r>
+          </w:hyperlink>
+        </w:p>
+        <w:p>
+          <w:pPr>
+            <w:pStyle w:val="TOC3"/>
+            <w:tabs>
+              <w:tab w:val="right" w:leader="dot" w:pos="9353"/>
+            </w:tabs>
+            <w:rPr>
+              <w:rFonts w:asciiTheme="minorHAnsi" w:eastAsiaTheme="minorEastAsia" w:hAnsiTheme="minorHAnsi" w:cstheme="minorBidi"/>
+              <w:noProof/>
+              <w:color w:val="auto"/>
+            </w:rPr>
+          </w:pPr>
+          <w:hyperlink w:anchor="_Toc228887907" w:history="1">
+            <w:r>
+              <w:rPr>
+                <w:rStyle w:val="Hyperlink"/>
+                <w:noProof/>
+              </w:rPr>
+              <w:t>4.4.2 User Management, Analytics, and Reports</w:t>
+            </w:r>
+            <w:r>
+              <w:rPr>
+                <w:noProof/>
+                <w:webHidden/>
+              </w:rPr>
+              <w:tab/>
+            </w:r>
+            <w:r>
+              <w:rPr>
+                <w:noProof/>
+                <w:webHidden/>
+              </w:rPr>
+              <w:fldChar w:fldCharType="begin"/>
+            </w:r>
+            <w:r>
+              <w:rPr>
+                <w:noProof/>
+                <w:webHidden/>
+              </w:rPr>
+              <w:instrText xml:space="preserve"> PAGEREF _Toc228887907 \h </w:instrText>
+            </w:r>
+            <w:r>
+              <w:rPr>
+                <w:noProof/>
+                <w:webHidden/>
+              </w:rPr>
+            </w:r>
+            <w:r>
+              <w:rPr>
+                <w:noProof/>
+                <w:webHidden/>
+              </w:rPr>
+              <w:fldChar w:fldCharType="separate"/>
+            </w:r>
+            <w:r>
+              <w:rPr>
+                <w:noProof/>
+                <w:webHidden/>
+              </w:rPr>
+              <w:t>20</w:t>
+            </w:r>
+            <w:r>
+              <w:rPr>
+                <w:noProof/>
+                <w:webHidden/>
+              </w:rPr>
+              <w:fldChar w:fldCharType="end"/>
+            </w:r>
+          </w:hyperlink>
+        </w:p>
+        <w:p>
+          <w:pPr>
+            <w:pStyle w:val="TOC2"/>
+            <w:rPr>
+              <w:rFonts w:asciiTheme="minorHAnsi" w:eastAsiaTheme="minorEastAsia" w:hAnsiTheme="minorHAnsi" w:cstheme="minorBidi"/>
+              <w:bCs w:val="0"/>
+              <w:color w:val="auto"/>
+              <w:szCs w:val="24"/>
+            </w:rPr>
+          </w:pPr>
+          <w:hyperlink w:anchor="_Toc228887908" w:history="1">
+            <w:r>
+              <w:rPr>
+                <w:rStyle w:val="Hyperlink"/>
+              </w:rPr>
+              <w:t>4.5 Super Admin and Governance Implementation</w:t>
+            </w:r>
+            <w:r>
+              <w:rPr>
+                <w:webHidden/>
+              </w:rPr>
+              <w:tab/>
+            </w:r>
+            <w:r>
+              <w:rPr>
+                <w:webHidden/>
+              </w:rPr>
+              <w:fldChar w:fldCharType="begin"/>
+            </w:r>
+            <w:r>
+              <w:rPr>
+                <w:webHidden/>
+              </w:rPr>
+              <w:instrText xml:space="preserve"> PAGEREF _Toc228887908 \h </w:instrText>
+            </w:r>
+            <w:r>
+              <w:rPr>
+                <w:webHidden/>
+              </w:rPr>
+            </w:r>
+            <w:r>
+              <w:rPr>
+                <w:webHidden/>
+              </w:rPr>
+              <w:fldChar w:fldCharType="separate"/>
+            </w:r>
+            <w:r>
+              <w:rPr>
+                <w:webHidden/>
+              </w:rPr>
+              <w:t>20</w:t>
+            </w:r>
+            <w:r>
+              <w:rPr>
+                <w:webHidden/>
+              </w:rPr>
+              <w:fldChar w:fldCharType="end"/>
+            </w:r>
+          </w:hyperlink>
+        </w:p>
+        <w:p>
+          <w:pPr>
+            <w:pStyle w:val="TOC2"/>
+            <w:rPr>
+              <w:rFonts w:asciiTheme="minorHAnsi" w:eastAsiaTheme="minorEastAsia" w:hAnsiTheme="minorHAnsi" w:cstheme="minorBidi"/>
+              <w:bCs w:val="0"/>
+              <w:color w:val="auto"/>
+              <w:szCs w:val="24"/>
+            </w:rPr>
+          </w:pPr>
+          <w:hyperlink w:anchor="_Toc228887909" w:history="1">
+            <w:r>
+              <w:rPr>
+                <w:rStyle w:val="Hyperlink"/>
+              </w:rPr>
+              <w:t>4.6 Notification and Reminder Implementation</w:t>
+            </w:r>
+            <w:r>
+              <w:rPr>
+                <w:webHidden/>
+              </w:rPr>
+              <w:tab/>
+            </w:r>
+            <w:r>
+              <w:rPr>
+                <w:webHidden/>
+              </w:rPr>
+              <w:fldChar w:fldCharType="begin"/>
+            </w:r>
+            <w:r>
+              <w:rPr>
+                <w:webHidden/>
+              </w:rPr>
+              <w:instrText xml:space="preserve"> PAGEREF _Toc228887909 \h </w:instrText>
+            </w:r>
+            <w:r>
+              <w:rPr>
+                <w:webHidden/>
+              </w:rPr>
+            </w:r>
+            <w:r>
+              <w:rPr>
+                <w:webHidden/>
+              </w:rPr>
+              <w:fldChar w:fldCharType="separate"/>
+            </w:r>
+            <w:r>
+              <w:rPr>
+                <w:webHidden/>
+              </w:rPr>
+              <w:t>20</w:t>
+            </w:r>
+            <w:r>
+              <w:rPr>
+                <w:webHidden/>
+              </w:rPr>
+              <w:fldChar w:fldCharType="end"/>
+            </w:r>
+          </w:hyperlink>
+        </w:p>
+        <w:p>
+          <w:pPr>
+            <w:pStyle w:val="TOC2"/>
+            <w:rPr>
+              <w:rFonts w:asciiTheme="minorHAnsi" w:eastAsiaTheme="minorEastAsia" w:hAnsiTheme="minorHAnsi" w:cstheme="minorBidi"/>
+              <w:bCs w:val="0"/>
+              <w:color w:val="auto"/>
+              <w:szCs w:val="24"/>
+            </w:rPr>
+          </w:pPr>
+          <w:hyperlink w:anchor="_Toc228887910" w:history="1">
+            <w:r>
+              <w:rPr>
+                <w:rStyle w:val="Hyperlink"/>
+              </w:rPr>
+              <w:t>4.7 Security Implementation</w:t>
+            </w:r>
+            <w:r>
+              <w:rPr>
+                <w:webHidden/>
+              </w:rPr>
+              <w:tab/>
+            </w:r>
+            <w:r>
+              <w:rPr>
+                <w:webHidden/>
+              </w:rPr>
+              <w:fldChar w:fldCharType="begin"/>
+            </w:r>
+            <w:r>
+              <w:rPr>
+                <w:webHidden/>
+              </w:rPr>
+              <w:instrText xml:space="preserve"> PAGEREF _Toc228887910 \h </w:instrText>
+            </w:r>
+            <w:r>
+              <w:rPr>
+                <w:webHidden/>
+              </w:rPr>
+            </w:r>
+            <w:r>
+              <w:rPr>
+                <w:webHidden/>
+              </w:rPr>
+              <w:fldChar w:fldCharType="separate"/>
+            </w:r>
+            <w:r>
+              <w:rPr>
+                <w:webHidden/>
+              </w:rPr>
+              <w:t>21</w:t>
+            </w:r>
+            <w:r>
+              <w:rPr>
+                <w:webHidden/>
+              </w:rPr>
+              <w:fldChar w:fldCharType="end"/>
+            </w:r>
+          </w:hyperlink>
+        </w:p>
+        <w:p>
+          <w:pPr>
+            <w:pStyle w:val="TOC2"/>
+            <w:rPr>
+              <w:rFonts w:asciiTheme="minorHAnsi" w:eastAsiaTheme="minorEastAsia" w:hAnsiTheme="minorHAnsi" w:cstheme="minorBidi"/>
+              <w:bCs w:val="0"/>
+              <w:color w:val="auto"/>
+              <w:szCs w:val="24"/>
+            </w:rPr>
+          </w:pPr>
+          <w:hyperlink w:anchor="_Toc228887911" w:history="1">
+            <w:r>
+              <w:rPr>
+                <w:rStyle w:val="Hyperlink"/>
+              </w:rPr>
+              <w:t>4.8 Localization, Theme, and User Experience</w:t>
+            </w:r>
+            <w:r>
+              <w:rPr>
+                <w:webHidden/>
+              </w:rPr>
+              <w:tab/>
+            </w:r>
+            <w:r>
+              <w:rPr>
+                <w:webHidden/>
+              </w:rPr>
+              <w:fldChar w:fldCharType="begin"/>
+            </w:r>
+            <w:r>
+              <w:rPr>
+                <w:webHidden/>
+              </w:rPr>
+              <w:instrText xml:space="preserve"> PAGEREF _Toc228887911 \h </w:instrText>
+            </w:r>
+            <w:r>
+              <w:rPr>
+                <w:webHidden/>
+              </w:rPr>
+            </w:r>
+            <w:r>
+              <w:rPr>
+                <w:webHidden/>
+              </w:rPr>
+              <w:fldChar w:fldCharType="separate"/>
+            </w:r>
+            <w:r>
+              <w:rPr>
+                <w:webHidden/>
+              </w:rPr>
+              <w:t>21</w:t>
+            </w:r>
+            <w:r>
+              <w:rPr>
+                <w:webHidden/>
+              </w:rPr>
+              <w:fldChar w:fldCharType="end"/>
+            </w:r>
+          </w:hyperlink>
+        </w:p>
+        <w:p>
+          <w:pPr>
+            <w:pStyle w:val="TOC1"/>
+            <w:tabs>
+              <w:tab w:val="right" w:leader="dot" w:pos="9353"/>
+            </w:tabs>
+            <w:rPr>
+              <w:rFonts w:asciiTheme="minorHAnsi" w:eastAsiaTheme="minorEastAsia" w:hAnsiTheme="minorHAnsi" w:cstheme="minorBidi"/>
+              <w:b/>
+              <w:bCs/>
+              <w:noProof/>
+              <w:color w:val="auto"/>
+              <w:sz w:val="40"/>
+              <w:szCs w:val="40"/>
+            </w:rPr>
+          </w:pPr>
+          <w:hyperlink w:anchor="_Toc228887912" w:history="1">
+            <w:r>
+              <w:rPr>
+                <w:rStyle w:val="Hyperlink"/>
+                <w:b/>
+                <w:bCs/>
+                <w:noProof/>
+                <w:sz w:val="28"/>
+                <w:szCs w:val="40"/>
+              </w:rPr>
+              <w:t>Chapter Five: CONCLUSION</w:t>
+            </w:r>
+            <w:r>
+              <w:rPr>
+                <w:b/>
+                <w:bCs/>
+                <w:noProof/>
+                <w:webHidden/>
+                <w:sz w:val="28"/>
+                <w:szCs w:val="40"/>
+              </w:rPr>
+              <w:tab/>
+            </w:r>
+            <w:r>
+              <w:rPr>
+                <w:b/>
+                <w:bCs/>
+                <w:noProof/>
+                <w:webHidden/>
+                <w:sz w:val="28"/>
+                <w:szCs w:val="40"/>
+              </w:rPr>
+              <w:fldChar w:fldCharType="begin"/>
+            </w:r>
+            <w:r>
+              <w:rPr>
+                <w:b/>
+                <w:bCs/>
+                <w:noProof/>
+                <w:webHidden/>
+                <w:sz w:val="28"/>
+                <w:szCs w:val="40"/>
+              </w:rPr>
+              <w:instrText xml:space="preserve"> PAGEREF _Toc228887912 \h </w:instrText>
+            </w:r>
+            <w:r>
+              <w:rPr>
+                <w:b/>
+                <w:bCs/>
+                <w:noProof/>
+                <w:webHidden/>
+                <w:sz w:val="28"/>
+                <w:szCs w:val="40"/>
+              </w:rPr>
+            </w:r>
+            <w:r>
+              <w:rPr>
+                <w:b/>
+                <w:bCs/>
+                <w:noProof/>
+                <w:webHidden/>
+                <w:sz w:val="28"/>
+                <w:szCs w:val="40"/>
+              </w:rPr>
+              <w:fldChar w:fldCharType="separate"/>
+            </w:r>
+            <w:r>
+              <w:rPr>
+                <w:b/>
+                <w:bCs/>
+                <w:noProof/>
+                <w:webHidden/>
+                <w:sz w:val="28"/>
+                <w:szCs w:val="40"/>
+              </w:rPr>
+              <w:t>22</w:t>
+            </w:r>
+            <w:r>
+              <w:rPr>
+                <w:b/>
+                <w:bCs/>
+                <w:noProof/>
+                <w:webHidden/>
+                <w:sz w:val="28"/>
+                <w:szCs w:val="40"/>
+              </w:rPr>
+              <w:fldChar w:fldCharType="end"/>
+            </w:r>
+          </w:hyperlink>
+        </w:p>
+        <w:p>
+          <w:pPr>
+            <w:pStyle w:val="TOC1"/>
+            <w:tabs>
+              <w:tab w:val="right" w:leader="dot" w:pos="9353"/>
+            </w:tabs>
+            <w:rPr>
+              <w:rFonts w:asciiTheme="minorHAnsi" w:eastAsiaTheme="minorEastAsia" w:hAnsiTheme="minorHAnsi" w:cstheme="minorBidi"/>
+              <w:b/>
+              <w:bCs/>
+              <w:noProof/>
+              <w:color w:val="auto"/>
+              <w:sz w:val="40"/>
+              <w:szCs w:val="40"/>
+            </w:rPr>
+          </w:pPr>
+          <w:hyperlink w:anchor="_Toc228887913" w:history="1">
+            <w:r>
+              <w:rPr>
+                <w:rStyle w:val="Hyperlink"/>
+                <w:b/>
+                <w:bCs/>
+                <w:noProof/>
+                <w:sz w:val="28"/>
+                <w:szCs w:val="40"/>
+              </w:rPr>
+              <w:t>Chapter Six: FUTURE WORK</w:t>
+            </w:r>
+            <w:r>
+              <w:rPr>
+                <w:b/>
+                <w:bCs/>
+                <w:noProof/>
+                <w:webHidden/>
+                <w:sz w:val="28"/>
+                <w:szCs w:val="40"/>
+              </w:rPr>
+              <w:tab/>
+            </w:r>
+            <w:r>
+              <w:rPr>
+                <w:b/>
+                <w:bCs/>
+                <w:noProof/>
+                <w:webHidden/>
+                <w:sz w:val="28"/>
+                <w:szCs w:val="40"/>
+              </w:rPr>
+              <w:fldChar w:fldCharType="begin"/>
+            </w:r>
+            <w:r>
+              <w:rPr>
+                <w:b/>
+                <w:bCs/>
+                <w:noProof/>
+                <w:webHidden/>
+                <w:sz w:val="28"/>
+                <w:szCs w:val="40"/>
+              </w:rPr>
+              <w:instrText xml:space="preserve"> PAGEREF _Toc228887913 \h </w:instrText>
+            </w:r>
+            <w:r>
+              <w:rPr>
+                <w:b/>
+                <w:bCs/>
+                <w:noProof/>
+                <w:webHidden/>
+                <w:sz w:val="28"/>
+                <w:szCs w:val="40"/>
+              </w:rPr>
+            </w:r>
+            <w:r>
+              <w:rPr>
+                <w:b/>
+                <w:bCs/>
+                <w:noProof/>
+                <w:webHidden/>
+                <w:sz w:val="28"/>
+                <w:szCs w:val="40"/>
+              </w:rPr>
+              <w:fldChar w:fldCharType="separate"/>
+            </w:r>
+            <w:r>
+              <w:rPr>
+                <w:b/>
+                <w:bCs/>
+                <w:noProof/>
+                <w:webHidden/>
+                <w:sz w:val="28"/>
+                <w:szCs w:val="40"/>
+              </w:rPr>
+              <w:t>23</w:t>
+            </w:r>
+            <w:r>
+              <w:rPr>
+                <w:b/>
+                <w:bCs/>
+                <w:noProof/>
+                <w:webHidden/>
+                <w:sz w:val="28"/>
+                <w:szCs w:val="40"/>
+              </w:rPr>
+              <w:fldChar w:fldCharType="end"/>
+            </w:r>
+          </w:hyperlink>
+        </w:p>
+        <w:p>
+          <w:pPr>
+            <w:pStyle w:val="TOC1"/>
+            <w:tabs>
+              <w:tab w:val="right" w:leader="dot" w:pos="9353"/>
+            </w:tabs>
+            <w:rPr>
+              <w:rFonts w:asciiTheme="minorHAnsi" w:eastAsiaTheme="minorEastAsia" w:hAnsiTheme="minorHAnsi" w:cstheme="minorBidi"/>
+              <w:b/>
+              <w:bCs/>
+              <w:noProof/>
+              <w:color w:val="auto"/>
+              <w:sz w:val="40"/>
+              <w:szCs w:val="40"/>
+            </w:rPr>
+          </w:pPr>
+          <w:hyperlink w:anchor="_Toc228887914" w:history="1">
+            <w:r>
+              <w:rPr>
+                <w:rStyle w:val="Hyperlink"/>
+                <w:b/>
+                <w:bCs/>
+                <w:noProof/>
+                <w:sz w:val="28"/>
+                <w:szCs w:val="40"/>
+              </w:rPr>
+              <w:t>Chapter Seven: REFERENCES</w:t>
+            </w:r>
+            <w:r>
+              <w:rPr>
+                <w:b/>
+                <w:bCs/>
+                <w:noProof/>
+                <w:webHidden/>
+                <w:sz w:val="28"/>
+                <w:szCs w:val="40"/>
+              </w:rPr>
+              <w:tab/>
+            </w:r>
+            <w:r>
+              <w:rPr>
+                <w:b/>
+                <w:bCs/>
+                <w:noProof/>
+                <w:webHidden/>
+                <w:sz w:val="28"/>
+                <w:szCs w:val="40"/>
+              </w:rPr>
+              <w:fldChar w:fldCharType="begin"/>
+            </w:r>
+            <w:r>
+              <w:rPr>
+                <w:b/>
+                <w:bCs/>
+                <w:noProof/>
+                <w:webHidden/>
+                <w:sz w:val="28"/>
+                <w:szCs w:val="40"/>
+              </w:rPr>
+              <w:instrText xml:space="preserve"> PAGEREF _Toc228887914 \h </w:instrText>
+            </w:r>
+            <w:r>
+              <w:rPr>
+                <w:b/>
+                <w:bCs/>
+                <w:noProof/>
+                <w:webHidden/>
+                <w:sz w:val="28"/>
+                <w:szCs w:val="40"/>
+              </w:rPr>
+            </w:r>
+            <w:r>
+              <w:rPr>
+                <w:b/>
+                <w:bCs/>
+                <w:noProof/>
+                <w:webHidden/>
+                <w:sz w:val="28"/>
+                <w:szCs w:val="40"/>
+              </w:rPr>
+              <w:fldChar w:fldCharType="separate"/>
+            </w:r>
+            <w:r>
+              <w:rPr>
+                <w:b/>
+                <w:bCs/>
+                <w:noProof/>
+                <w:webHidden/>
+                <w:sz w:val="28"/>
+                <w:szCs w:val="40"/>
+              </w:rPr>
+              <w:t>24</w:t>
+            </w:r>
+            <w:r>
+              <w:rPr>
+                <w:b/>
+                <w:bCs/>
+                <w:noProof/>
+                <w:webHidden/>
+                <w:sz w:val="28"/>
+                <w:szCs w:val="40"/>
               </w:rPr>
               <w:fldChar w:fldCharType="end"/>
             </w:r>
@@ -4825,12 +6436,12 @@
         <w:pStyle w:val="Heading1"/>
         <w:rPr>
           <w:rFonts w:asciiTheme="majorBidi" w:hAnsiTheme="majorBidi" w:cstheme="majorBidi"/>
-          <w:sz w:val="40"/>
-          <w:szCs w:val="40"/>
-        </w:rPr>
-      </w:pPr>
-      <w:bookmarkStart w:id="1" w:name="_Toc220269985"/>
-      <w:bookmarkStart w:id="2" w:name="_Toc218632180"/>
+          <w:bCs/>
+          <w:szCs w:val="36"/>
+        </w:rPr>
+      </w:pPr>
+      <w:bookmarkStart w:id="1" w:name="_Toc218632180"/>
+      <w:bookmarkStart w:id="2" w:name="_Toc228887871"/>
       <w:r>
         <w:rPr>
           <w:rFonts w:asciiTheme="majorBidi" w:hAnsiTheme="majorBidi" w:cstheme="majorBidi"/>
@@ -4868,11 +6479,10 @@
         <w:t>INTRODUCTON</w:t>
       </w:r>
       <w:bookmarkEnd w:id="1"/>
+      <w:bookmarkEnd w:id="2"/>
       <w:proofErr w:type="spellEnd"/>
       <w:proofErr w:type="gramEnd"/>
     </w:p>
-    <w:bookmarkEnd w:id="2"/>
-    <w:p/>
     <w:p/>
     <w:p>
       <w:pPr>
@@ -4888,7 +6498,7 @@
           <w:bCs/>
         </w:rPr>
       </w:pPr>
-      <w:bookmarkStart w:id="3" w:name="_Toc220269986"/>
+      <w:bookmarkStart w:id="3" w:name="_Toc228887872"/>
       <w:r>
         <w:rPr>
           <w:rFonts w:asciiTheme="majorBidi" w:hAnsiTheme="majorBidi" w:cstheme="majorBidi"/>
@@ -5044,7 +6654,7 @@
           <w:bCs/>
         </w:rPr>
       </w:pPr>
-      <w:bookmarkStart w:id="5" w:name="_Toc220269987"/>
+      <w:bookmarkStart w:id="5" w:name="_Toc228887873"/>
       <w:r>
         <w:rPr>
           <w:rFonts w:asciiTheme="majorBidi" w:hAnsiTheme="majorBidi" w:cstheme="majorBidi"/>
@@ -5246,6 +6856,22 @@
     </w:p>
     <w:p>
       <w:pPr>
+        <w:spacing w:after="160" w:line="278" w:lineRule="auto"/>
+        <w:ind w:left="0" w:firstLine="0"/>
+        <w:jc w:val="left"/>
+        <w:rPr>
+          <w:rFonts w:asciiTheme="majorBidi" w:hAnsiTheme="majorBidi" w:cstheme="majorBidi"/>
+        </w:rPr>
+      </w:pPr>
+      <w:r>
+        <w:rPr>
+          <w:rFonts w:asciiTheme="majorBidi" w:hAnsiTheme="majorBidi" w:cstheme="majorBidi"/>
+        </w:rPr>
+        <w:br w:type="page"/>
+      </w:r>
+    </w:p>
+    <w:p>
+      <w:pPr>
         <w:pStyle w:val="Heading2"/>
         <w:spacing w:before="240" w:after="240" w:line="276" w:lineRule="auto"/>
         <w:ind w:left="0" w:firstLine="0"/>
@@ -5256,7 +6882,7 @@
         </w:rPr>
       </w:pPr>
       <w:bookmarkStart w:id="6" w:name="_Toc218632183"/>
-      <w:bookmarkStart w:id="7" w:name="_Toc220269988"/>
+      <w:bookmarkStart w:id="7" w:name="_Toc228887874"/>
       <w:proofErr w:type="gramStart"/>
       <w:r>
         <w:rPr>
@@ -5264,6 +6890,7 @@
           <w:bCs/>
           <w:szCs w:val="28"/>
         </w:rPr>
+        <w:lastRenderedPageBreak/>
         <w:t xml:space="preserve">1.3 </w:t>
       </w:r>
       <w:bookmarkEnd w:id="6"/>
@@ -5304,11 +6931,7 @@
         <w:t xml:space="preserve"> application</w:t>
       </w:r>
       <w:r>
-        <w:t xml:space="preserve"> that solves these problems. Students can schedule appointments with the Doctor wherever they are, in their room or </w:t>
-      </w:r>
-      <w:r>
-        <w:lastRenderedPageBreak/>
-        <w:t>classroom. They get reminders ahead of their time. They can see their disease history. The staff will also be able to do their work more easily and have digital records of students.</w:t>
+        <w:t xml:space="preserve"> that solves these problems. Students can schedule appointments with the Doctor wherever they are, in their room or classroom. They get reminders ahead of their time. They can see their disease history. The staff will also be able to do their work more easily and have digital records of students.</w:t>
       </w:r>
     </w:p>
     <w:p>
@@ -5318,23 +6941,10 @@
         <w:jc w:val="left"/>
       </w:pPr>
       <w:r>
-        <w:br w:type="page"/>
-      </w:r>
-    </w:p>
-    <w:p>
-      <w:pPr>
-        <w:spacing w:after="240"/>
-        <w:rPr>
-          <w:b/>
-          <w:bCs/>
-        </w:rPr>
-      </w:pPr>
-      <w:r>
-        <w:rPr>
-          <w:b/>
-          <w:bCs/>
-        </w:rPr>
-        <w:lastRenderedPageBreak/>
+        <w:rPr>
+          <w:b/>
+          <w:bCs/>
+        </w:rPr>
         <w:t>The specific objectives of the project are</w:t>
       </w:r>
       <w:r>
@@ -5796,7 +7406,7 @@
           <w:szCs w:val="28"/>
         </w:rPr>
       </w:pPr>
-      <w:bookmarkStart w:id="9" w:name="_Toc220269989"/>
+      <w:bookmarkStart w:id="9" w:name="_Toc228887875"/>
       <w:r>
         <w:rPr>
           <w:rFonts w:asciiTheme="majorBidi" w:hAnsiTheme="majorBidi" w:cstheme="majorBidi"/>
@@ -5898,45 +7508,6 @@
     </w:p>
     <w:p>
       <w:pPr>
-        <w:spacing w:after="0"/>
-        <w:ind w:left="0" w:firstLine="0"/>
-        <w:jc w:val="left"/>
-        <w:rPr>
-          <w:rFonts w:asciiTheme="majorBidi" w:hAnsiTheme="majorBidi" w:cstheme="majorBidi"/>
-        </w:rPr>
-      </w:pPr>
-    </w:p>
-    <w:p>
-      <w:pPr>
-        <w:spacing w:after="160" w:line="278" w:lineRule="auto"/>
-        <w:ind w:left="0" w:firstLine="0"/>
-        <w:jc w:val="left"/>
-        <w:rPr>
-          <w:rFonts w:asciiTheme="majorBidi" w:hAnsiTheme="majorBidi" w:cstheme="majorBidi"/>
-        </w:rPr>
-      </w:pPr>
-      <w:r>
-        <w:rPr>
-          <w:rFonts w:asciiTheme="majorBidi" w:hAnsiTheme="majorBidi" w:cstheme="majorBidi"/>
-        </w:rPr>
-        <w:br w:type="page"/>
-      </w:r>
-    </w:p>
-    <w:p>
-      <w:pPr>
-        <w:pStyle w:val="ListParagraph"/>
-        <w:spacing w:after="160" w:line="278" w:lineRule="auto"/>
-        <w:ind w:firstLine="0"/>
-        <w:jc w:val="left"/>
-        <w:rPr>
-          <w:rFonts w:asciiTheme="majorBidi" w:hAnsiTheme="majorBidi" w:cstheme="majorBidi"/>
-          <w:sz w:val="36"/>
-          <w:szCs w:val="36"/>
-        </w:rPr>
-      </w:pPr>
-    </w:p>
-    <w:p>
-      <w:pPr>
         <w:pStyle w:val="ListParagraph"/>
         <w:numPr>
           <w:ilvl w:val="0"/>
@@ -5971,6 +7542,22 @@
     </w:p>
     <w:p>
       <w:pPr>
+        <w:spacing w:after="160" w:line="278" w:lineRule="auto"/>
+        <w:ind w:left="0" w:firstLine="0"/>
+        <w:jc w:val="left"/>
+        <w:rPr>
+          <w:rFonts w:asciiTheme="majorBidi" w:hAnsiTheme="majorBidi" w:cstheme="majorBidi"/>
+        </w:rPr>
+      </w:pPr>
+      <w:r>
+        <w:rPr>
+          <w:rFonts w:asciiTheme="majorBidi" w:hAnsiTheme="majorBidi" w:cstheme="majorBidi"/>
+        </w:rPr>
+        <w:br w:type="page"/>
+      </w:r>
+    </w:p>
+    <w:p>
+      <w:pPr>
         <w:pStyle w:val="ListParagraph"/>
         <w:spacing w:after="480"/>
         <w:ind w:firstLine="0"/>
@@ -6194,7 +7781,7 @@
         </w:rPr>
       </w:pPr>
       <w:bookmarkStart w:id="10" w:name="_Toc218632185"/>
-      <w:bookmarkStart w:id="11" w:name="_Toc220269990"/>
+      <w:bookmarkStart w:id="11" w:name="_Toc228887876"/>
       <w:r>
         <w:rPr>
           <w:rFonts w:asciiTheme="majorBidi" w:hAnsiTheme="majorBidi" w:cstheme="majorBidi"/>
@@ -6820,7 +8407,6 @@
           <w:rFonts w:asciiTheme="majorBidi" w:hAnsiTheme="majorBidi" w:cstheme="majorBidi"/>
           <w:bCs/>
         </w:rPr>
-        <w:lastRenderedPageBreak/>
         <w:t>But I believe it</w:t>
       </w:r>
       <w:r>
@@ -6921,7 +8507,7 @@
           <w:szCs w:val="28"/>
         </w:rPr>
       </w:pPr>
-      <w:bookmarkStart w:id="12" w:name="_Toc220269991"/>
+      <w:bookmarkStart w:id="12" w:name="_Toc228887877"/>
       <w:r>
         <w:rPr>
           <w:b/>
@@ -7022,7 +8608,7 @@
         </w:rPr>
       </w:pPr>
       <w:bookmarkStart w:id="13" w:name="_Toc218632187"/>
-      <w:bookmarkStart w:id="14" w:name="_Toc220269992"/>
+      <w:bookmarkStart w:id="14" w:name="_Toc228887878"/>
       <w:r>
         <w:rPr>
           <w:rFonts w:asciiTheme="majorBidi" w:hAnsiTheme="majorBidi" w:cstheme="majorBidi"/>
@@ -7090,7 +8676,7 @@
           <w:bCs/>
         </w:rPr>
       </w:pPr>
-      <w:bookmarkStart w:id="15" w:name="_Toc220269993"/>
+      <w:bookmarkStart w:id="15" w:name="_Toc228887879"/>
       <w:r>
         <w:rPr>
           <w:b/>
@@ -7142,7 +8728,7 @@
           <w:bCs/>
         </w:rPr>
       </w:pPr>
-      <w:bookmarkStart w:id="16" w:name="_Toc220269994"/>
+      <w:bookmarkStart w:id="16" w:name="_Toc228887880"/>
       <w:r>
         <w:rPr>
           <w:b/>
@@ -7189,7 +8775,7 @@
           <w:bCs/>
         </w:rPr>
       </w:pPr>
-      <w:bookmarkStart w:id="17" w:name="_Toc220269995"/>
+      <w:bookmarkStart w:id="17" w:name="_Toc228887881"/>
       <w:r>
         <w:rPr>
           <w:b/>
@@ -7267,7 +8853,7 @@
           <w:bCs/>
         </w:rPr>
       </w:pPr>
-      <w:bookmarkStart w:id="18" w:name="_Toc220269996"/>
+      <w:bookmarkStart w:id="18" w:name="_Toc228887882"/>
       <w:r>
         <w:rPr>
           <w:b/>
@@ -7297,16 +8883,23 @@
         </w:rPr>
       </w:pPr>
       <w:bookmarkStart w:id="19" w:name="_Toc218632188"/>
-      <w:bookmarkStart w:id="20" w:name="_Toc220269997"/>
+      <w:bookmarkStart w:id="20" w:name="_Toc228887883"/>
       <w:r>
         <w:rPr>
           <w:rFonts w:asciiTheme="majorBidi" w:hAnsiTheme="majorBidi" w:cstheme="majorBidi"/>
           <w:bCs/>
         </w:rPr>
-        <w:t xml:space="preserve">2.2 </w:t>
+        <w:t>2.2</w:t>
+      </w:r>
+      <w:bookmarkEnd w:id="20"/>
+      <w:r>
+        <w:rPr>
+          <w:rFonts w:asciiTheme="majorBidi" w:hAnsiTheme="majorBidi" w:cstheme="majorBidi"/>
+          <w:bCs/>
+        </w:rPr>
+        <w:t xml:space="preserve"> </w:t>
       </w:r>
       <w:bookmarkEnd w:id="19"/>
-      <w:bookmarkEnd w:id="20"/>
     </w:p>
     <w:p>
       <w:r>
@@ -7422,7 +9015,6 @@
         </w:rPr>
       </w:pPr>
       <w:bookmarkStart w:id="21" w:name="_Toc218632189"/>
-      <w:bookmarkStart w:id="22" w:name="_Toc220269998"/>
     </w:p>
     <w:p>
       <w:pPr>
@@ -7433,15 +9025,23 @@
           <w:bCs/>
         </w:rPr>
       </w:pPr>
+      <w:bookmarkStart w:id="22" w:name="_Toc228887884"/>
       <w:r>
         <w:rPr>
           <w:rFonts w:asciiTheme="majorBidi" w:hAnsiTheme="majorBidi" w:cstheme="majorBidi"/>
           <w:bCs/>
         </w:rPr>
-        <w:t xml:space="preserve">2.3 </w:t>
+        <w:t>2.3</w:t>
+      </w:r>
+      <w:bookmarkEnd w:id="22"/>
+      <w:r>
+        <w:rPr>
+          <w:rFonts w:asciiTheme="majorBidi" w:hAnsiTheme="majorBidi" w:cstheme="majorBidi"/>
+          <w:bCs/>
+        </w:rPr>
+        <w:t xml:space="preserve"> </w:t>
       </w:r>
       <w:bookmarkEnd w:id="21"/>
-      <w:bookmarkEnd w:id="22"/>
     </w:p>
     <w:p>
       <w:pPr>
@@ -7615,18 +9215,34 @@
       <w:pPr>
         <w:pStyle w:val="Heading1"/>
       </w:pPr>
+      <w:bookmarkStart w:id="24" w:name="_Toc228887885"/>
       <w:r>
         <w:lastRenderedPageBreak/>
-        <w:t>Chapter Four: METHODOLOGY &amp; SYSTEM DESIGN</w:t>
-      </w:r>
+        <w:t xml:space="preserve">Chapter </w:t>
+      </w:r>
+      <w:r>
+        <w:t>T</w:t>
+      </w:r>
+      <w:r>
+        <w:t>hird</w:t>
+      </w:r>
+      <w:r>
+        <w:t>: METHODOLOGY &amp; SYSTEM DESIGN</w:t>
+      </w:r>
+      <w:bookmarkEnd w:id="24"/>
     </w:p>
     <w:p>
       <w:pPr>
         <w:pStyle w:val="Heading2"/>
       </w:pPr>
-      <w:r>
-        <w:t>4.1 Development Tools and Technologies</w:t>
-      </w:r>
+      <w:bookmarkStart w:id="25" w:name="_Toc228887886"/>
+      <w:r>
+        <w:t>3</w:t>
+      </w:r>
+      <w:r>
+        <w:t>.1 Development Tools and Technologies</w:t>
+      </w:r>
+      <w:bookmarkEnd w:id="25"/>
     </w:p>
     <w:p>
       <w:r>
@@ -7642,12 +9258,20 @@
       <w:pPr>
         <w:pStyle w:val="Heading3"/>
       </w:pPr>
+      <w:bookmarkStart w:id="26" w:name="_Toc228887887"/>
       <w:r>
         <w:rPr>
           <w:rFonts w:ascii="Times New Roman" w:eastAsia="Times New Roman" w:hAnsi="Times New Roman"/>
         </w:rPr>
-        <w:t>4.1.1 Tools</w:t>
-      </w:r>
+        <w:t>3</w:t>
+      </w:r>
+      <w:r>
+        <w:rPr>
+          <w:rFonts w:ascii="Times New Roman" w:eastAsia="Times New Roman" w:hAnsi="Times New Roman"/>
+        </w:rPr>
+        <w:t>.1.1 Tools</w:t>
+      </w:r>
+      <w:bookmarkEnd w:id="26"/>
     </w:p>
     <w:p>
       <w:pPr>
@@ -7716,25 +9340,34 @@
           <w:highlight w:val="yellow"/>
         </w:rPr>
       </w:pPr>
+      <w:bookmarkStart w:id="27" w:name="_Toc228887888"/>
       <w:r>
         <w:rPr>
           <w:rFonts w:ascii="Times New Roman" w:eastAsia="Times New Roman" w:hAnsi="Times New Roman"/>
           <w:highlight w:val="yellow"/>
         </w:rPr>
         <w:lastRenderedPageBreak/>
-        <w:t>4.1.2 Programming Languages and Frameworks</w:t>
-      </w:r>
-    </w:p>
-    <w:p>
-      <w:pPr>
-        <w:rPr>
+        <w:t>3</w:t>
+      </w:r>
+      <w:r>
+        <w:rPr>
+          <w:rFonts w:ascii="Times New Roman" w:eastAsia="Times New Roman" w:hAnsi="Times New Roman"/>
           <w:highlight w:val="yellow"/>
         </w:rPr>
-      </w:pPr>
-      <w:r>
+        <w:t>.1.2 Programming Languages and Frameworks</w:t>
+      </w:r>
+      <w:bookmarkEnd w:id="27"/>
+    </w:p>
+    <w:p>
+      <w:pPr>
         <w:rPr>
           <w:highlight w:val="yellow"/>
         </w:rPr>
+      </w:pPr>
+      <w:r>
+        <w:rPr>
+          <w:highlight w:val="yellow"/>
+        </w:rPr>
         <w:t>The main programming language for the application is Dart, which is used with the Flutter framework. Flutter was selected because it allows the same project to support mobile, web, and desktop targets from one codebase. This is important for a university system because students and staff may use different devices.</w:t>
       </w:r>
     </w:p>
@@ -7777,12 +9410,20 @@
       <w:pPr>
         <w:pStyle w:val="Heading3"/>
       </w:pPr>
+      <w:bookmarkStart w:id="28" w:name="_Toc228887889"/>
       <w:r>
         <w:rPr>
           <w:rFonts w:ascii="Times New Roman" w:eastAsia="Times New Roman" w:hAnsi="Times New Roman"/>
         </w:rPr>
-        <w:t>4.1.3 Database Design and Management</w:t>
-      </w:r>
+        <w:t>3</w:t>
+      </w:r>
+      <w:r>
+        <w:rPr>
+          <w:rFonts w:ascii="Times New Roman" w:eastAsia="Times New Roman" w:hAnsi="Times New Roman"/>
+        </w:rPr>
+        <w:t>.1.3 Database Design and Management</w:t>
+      </w:r>
+      <w:bookmarkEnd w:id="28"/>
     </w:p>
     <w:p>
       <w:r>
@@ -7819,13 +9460,21 @@
       <w:pPr>
         <w:pStyle w:val="Heading3"/>
       </w:pPr>
+      <w:bookmarkStart w:id="29" w:name="_Toc228887890"/>
       <w:r>
         <w:rPr>
           <w:rFonts w:ascii="Times New Roman" w:eastAsia="Times New Roman" w:hAnsi="Times New Roman"/>
         </w:rPr>
         <w:lastRenderedPageBreak/>
-        <w:t>4.1.4 Database Design and Implementation</w:t>
-      </w:r>
+        <w:t>3</w:t>
+      </w:r>
+      <w:r>
+        <w:rPr>
+          <w:rFonts w:ascii="Times New Roman" w:eastAsia="Times New Roman" w:hAnsi="Times New Roman"/>
+        </w:rPr>
+        <w:t>.1.4 Database Design and Implementation</w:t>
+      </w:r>
+      <w:bookmarkEnd w:id="29"/>
     </w:p>
     <w:p>
       <w:r>
@@ -7841,9 +9490,14 @@
       <w:pPr>
         <w:pStyle w:val="Heading2"/>
       </w:pPr>
-      <w:r>
-        <w:t>4.2 Database Tables</w:t>
-      </w:r>
+      <w:bookmarkStart w:id="30" w:name="_Toc228887891"/>
+      <w:r>
+        <w:t>3</w:t>
+      </w:r>
+      <w:r>
+        <w:t>.2 Database Tables</w:t>
+      </w:r>
+      <w:bookmarkEnd w:id="30"/>
     </w:p>
     <w:p>
       <w:r>
@@ -8554,9 +10208,14 @@
       <w:pPr>
         <w:pStyle w:val="Heading2"/>
       </w:pPr>
-      <w:r>
-        <w:t>4.3 Entity Relationship (ER) Diagram</w:t>
-      </w:r>
+      <w:bookmarkStart w:id="31" w:name="_Toc228887892"/>
+      <w:r>
+        <w:t>3</w:t>
+      </w:r>
+      <w:r>
+        <w:t>.3 Entity Relationship (ER) Diagram</w:t>
+      </w:r>
+      <w:bookmarkEnd w:id="31"/>
     </w:p>
     <w:p>
       <w:r>
@@ -9062,17 +10721,39 @@
           <w:b/>
           <w:sz w:val="22"/>
         </w:rPr>
-        <w:t>Figure 4.1: Entity Relationship diagram of the University Health Center system</w:t>
+        <w:t xml:space="preserve">Figure </w:t>
+      </w:r>
+      <w:r>
+        <w:rPr>
+          <w:b/>
+          <w:sz w:val="22"/>
+        </w:rPr>
+        <w:t>3</w:t>
+      </w:r>
+      <w:r>
+        <w:rPr>
+          <w:b/>
+          <w:sz w:val="22"/>
+        </w:rPr>
+        <w:t>.1: Entity Relationship diagram of the University Health Center system</w:t>
       </w:r>
     </w:p>
     <w:p>
       <w:pPr>
         <w:pStyle w:val="Heading1"/>
       </w:pPr>
+      <w:bookmarkStart w:id="32" w:name="_Toc228887893"/>
       <w:r>
         <w:lastRenderedPageBreak/>
-        <w:t>Chapter Five: SYSTEM IMPLEMENTATION</w:t>
-      </w:r>
+        <w:t xml:space="preserve">Chapter </w:t>
+      </w:r>
+      <w:r>
+        <w:t>Four</w:t>
+      </w:r>
+      <w:r>
+        <w:t>: SYSTEM IMPLEMENTATION</w:t>
+      </w:r>
+      <w:bookmarkEnd w:id="32"/>
     </w:p>
     <w:p>
       <w:r>
@@ -9083,9 +10764,14 @@
       <w:pPr>
         <w:pStyle w:val="Heading2"/>
       </w:pPr>
-      <w:r>
-        <w:t>5.1 Application Start and Authentication Flow</w:t>
-      </w:r>
+      <w:bookmarkStart w:id="33" w:name="_Toc228887894"/>
+      <w:r>
+        <w:t>4</w:t>
+      </w:r>
+      <w:r>
+        <w:t>.1 Application Start and Authentication Flow</w:t>
+      </w:r>
+      <w:bookmarkEnd w:id="33"/>
     </w:p>
     <w:p>
       <w:r>
@@ -9137,16 +10823,35 @@
           <w:b/>
           <w:sz w:val="22"/>
         </w:rPr>
-        <w:t>Figure 5.1: Splash, onboarding, and login flow</w:t>
+        <w:t xml:space="preserve">Figure </w:t>
+      </w:r>
+      <w:r>
+        <w:rPr>
+          <w:b/>
+          <w:sz w:val="22"/>
+        </w:rPr>
+        <w:t>4</w:t>
+      </w:r>
+      <w:r>
+        <w:rPr>
+          <w:b/>
+          <w:sz w:val="22"/>
+        </w:rPr>
+        <w:t>.1: Splash, onboarding, and login flow</w:t>
       </w:r>
     </w:p>
     <w:p>
       <w:pPr>
         <w:pStyle w:val="Heading2"/>
       </w:pPr>
-      <w:r>
-        <w:t>5.2 Patient Implementation</w:t>
-      </w:r>
+      <w:bookmarkStart w:id="34" w:name="_Toc228887895"/>
+      <w:r>
+        <w:t>4</w:t>
+      </w:r>
+      <w:r>
+        <w:t>.2 Patient Implementation</w:t>
+      </w:r>
+      <w:bookmarkEnd w:id="34"/>
     </w:p>
     <w:p>
       <w:r>
@@ -9157,12 +10862,20 @@
       <w:pPr>
         <w:pStyle w:val="Heading3"/>
       </w:pPr>
+      <w:bookmarkStart w:id="35" w:name="_Toc228887896"/>
       <w:r>
         <w:rPr>
           <w:rFonts w:ascii="Times New Roman" w:eastAsia="Times New Roman" w:hAnsi="Times New Roman"/>
         </w:rPr>
-        <w:t>5.2.1 Home and Department Browsing</w:t>
-      </w:r>
+        <w:t>4</w:t>
+      </w:r>
+      <w:r>
+        <w:rPr>
+          <w:rFonts w:ascii="Times New Roman" w:eastAsia="Times New Roman" w:hAnsi="Times New Roman"/>
+        </w:rPr>
+        <w:t>.2.1 Home and Department Browsing</w:t>
+      </w:r>
+      <w:bookmarkEnd w:id="35"/>
     </w:p>
     <w:p>
       <w:r>
@@ -9202,19 +10915,41 @@
           <w:b/>
           <w:sz w:val="22"/>
         </w:rPr>
-        <w:t>Figure 5.2: Patient home and department browsing screens</w:t>
+        <w:t xml:space="preserve">Figure </w:t>
+      </w:r>
+      <w:r>
+        <w:rPr>
+          <w:b/>
+          <w:sz w:val="22"/>
+        </w:rPr>
+        <w:t>4</w:t>
+      </w:r>
+      <w:r>
+        <w:rPr>
+          <w:b/>
+          <w:sz w:val="22"/>
+        </w:rPr>
+        <w:t>.2: Patient home and department browsing screens</w:t>
       </w:r>
     </w:p>
     <w:p>
       <w:pPr>
         <w:pStyle w:val="Heading3"/>
       </w:pPr>
+      <w:bookmarkStart w:id="36" w:name="_Toc228887897"/>
       <w:r>
         <w:rPr>
           <w:rFonts w:ascii="Times New Roman" w:eastAsia="Times New Roman" w:hAnsi="Times New Roman"/>
         </w:rPr>
-        <w:t>5.2.2 Doctor List and Schedule Screen</w:t>
-      </w:r>
+        <w:t>4</w:t>
+      </w:r>
+      <w:r>
+        <w:rPr>
+          <w:rFonts w:ascii="Times New Roman" w:eastAsia="Times New Roman" w:hAnsi="Times New Roman"/>
+        </w:rPr>
+        <w:t>.2.2 Doctor List and Schedule Screen</w:t>
+      </w:r>
+      <w:bookmarkEnd w:id="36"/>
     </w:p>
     <w:p>
       <w:r>
@@ -9261,19 +10996,41 @@
           <w:b/>
           <w:sz w:val="22"/>
         </w:rPr>
-        <w:t>Figure 5.3: Doctor list and doctor schedule screens</w:t>
+        <w:t xml:space="preserve">Figure </w:t>
+      </w:r>
+      <w:r>
+        <w:rPr>
+          <w:b/>
+          <w:sz w:val="22"/>
+        </w:rPr>
+        <w:t>4</w:t>
+      </w:r>
+      <w:r>
+        <w:rPr>
+          <w:b/>
+          <w:sz w:val="22"/>
+        </w:rPr>
+        <w:t>.3: Doctor list and doctor schedule screens</w:t>
       </w:r>
     </w:p>
     <w:p>
       <w:pPr>
         <w:pStyle w:val="Heading3"/>
       </w:pPr>
+      <w:bookmarkStart w:id="37" w:name="_Toc228887898"/>
       <w:r>
         <w:rPr>
           <w:rFonts w:ascii="Times New Roman" w:eastAsia="Times New Roman" w:hAnsi="Times New Roman"/>
         </w:rPr>
-        <w:t>5.2.3 Appointment Booking, Cancellation, and Rescheduling</w:t>
-      </w:r>
+        <w:t>4</w:t>
+      </w:r>
+      <w:r>
+        <w:rPr>
+          <w:rFonts w:ascii="Times New Roman" w:eastAsia="Times New Roman" w:hAnsi="Times New Roman"/>
+        </w:rPr>
+        <w:t>.2.3 Appointment Booking, Cancellation, and Rescheduling</w:t>
+      </w:r>
+      <w:bookmarkEnd w:id="37"/>
     </w:p>
     <w:p>
       <w:r>
@@ -9317,19 +11074,41 @@
           <w:b/>
           <w:sz w:val="22"/>
         </w:rPr>
-        <w:t>Figure 5.4: Appointment booking and appointment list screens</w:t>
+        <w:t xml:space="preserve">Figure </w:t>
+      </w:r>
+      <w:r>
+        <w:rPr>
+          <w:b/>
+          <w:sz w:val="22"/>
+        </w:rPr>
+        <w:t>4</w:t>
+      </w:r>
+      <w:r>
+        <w:rPr>
+          <w:b/>
+          <w:sz w:val="22"/>
+        </w:rPr>
+        <w:t>.4: Appointment booking and appointment list screens</w:t>
       </w:r>
     </w:p>
     <w:p>
       <w:pPr>
         <w:pStyle w:val="Heading3"/>
       </w:pPr>
+      <w:bookmarkStart w:id="38" w:name="_Toc228887899"/>
       <w:r>
         <w:rPr>
           <w:rFonts w:ascii="Times New Roman" w:eastAsia="Times New Roman" w:hAnsi="Times New Roman"/>
         </w:rPr>
-        <w:t>5.2.4 Medical Documents</w:t>
-      </w:r>
+        <w:t>4</w:t>
+      </w:r>
+      <w:r>
+        <w:rPr>
+          <w:rFonts w:ascii="Times New Roman" w:eastAsia="Times New Roman" w:hAnsi="Times New Roman"/>
+        </w:rPr>
+        <w:t>.2.4 Medical Documents</w:t>
+      </w:r>
+      <w:bookmarkEnd w:id="38"/>
     </w:p>
     <w:p>
       <w:r>
@@ -9369,18 +11148,39 @@
           <w:b/>
           <w:sz w:val="22"/>
         </w:rPr>
-        <w:t>Figure 5.5: Patient medical documents screen</w:t>
+        <w:t xml:space="preserve">Figure </w:t>
+      </w:r>
+      <w:r>
+        <w:rPr>
+          <w:b/>
+          <w:sz w:val="22"/>
+        </w:rPr>
+        <w:t>4</w:t>
+      </w:r>
+      <w:r>
+        <w:rPr>
+          <w:b/>
+          <w:sz w:val="22"/>
+        </w:rPr>
+        <w:t>.5: Patient medical documents screen</w:t>
       </w:r>
     </w:p>
     <w:p>
       <w:pPr>
         <w:pStyle w:val="Heading3"/>
       </w:pPr>
+      <w:bookmarkStart w:id="39" w:name="_Toc228887900"/>
       <w:r>
         <w:rPr>
           <w:rFonts w:ascii="Times New Roman" w:eastAsia="Times New Roman" w:hAnsi="Times New Roman"/>
         </w:rPr>
-        <w:t xml:space="preserve">5.2.5 Profile, Notifications, </w:t>
+        <w:t>4</w:t>
+      </w:r>
+      <w:r>
+        <w:rPr>
+          <w:rFonts w:ascii="Times New Roman" w:eastAsia="Times New Roman" w:hAnsi="Times New Roman"/>
+        </w:rPr>
+        <w:t xml:space="preserve">.2.5 Profile, Notifications, </w:t>
       </w:r>
       <w:r>
         <w:rPr>
@@ -9389,6 +11189,7 @@
         </w:rPr>
         <w:t>and Location</w:t>
       </w:r>
+      <w:bookmarkEnd w:id="39"/>
     </w:p>
     <w:p>
       <w:r>
@@ -9463,16 +11264,35 @@
           <w:b/>
           <w:sz w:val="22"/>
         </w:rPr>
-        <w:t>Figure 5.6: Patient profile, notifications, and map screens</w:t>
+        <w:t xml:space="preserve">Figure </w:t>
+      </w:r>
+      <w:r>
+        <w:rPr>
+          <w:b/>
+          <w:sz w:val="22"/>
+        </w:rPr>
+        <w:t>4</w:t>
+      </w:r>
+      <w:r>
+        <w:rPr>
+          <w:b/>
+          <w:sz w:val="22"/>
+        </w:rPr>
+        <w:t>.6: Patient profile, notifications, and map screens</w:t>
       </w:r>
     </w:p>
     <w:p>
       <w:pPr>
         <w:pStyle w:val="Heading2"/>
       </w:pPr>
-      <w:r>
-        <w:t>5.3 Doctor Implementation</w:t>
-      </w:r>
+      <w:bookmarkStart w:id="40" w:name="_Toc228887901"/>
+      <w:r>
+        <w:t>4</w:t>
+      </w:r>
+      <w:r>
+        <w:t>.3 Doctor Implementation</w:t>
+      </w:r>
+      <w:bookmarkEnd w:id="40"/>
     </w:p>
     <w:p>
       <w:r>
@@ -9515,12 +11335,20 @@
       <w:pPr>
         <w:pStyle w:val="Heading3"/>
       </w:pPr>
+      <w:bookmarkStart w:id="41" w:name="_Toc228887902"/>
       <w:r>
         <w:rPr>
           <w:rFonts w:ascii="Times New Roman" w:eastAsia="Times New Roman" w:hAnsi="Times New Roman"/>
         </w:rPr>
-        <w:t>5.3.1 Doctor Dashboard and Appointments</w:t>
-      </w:r>
+        <w:t>4</w:t>
+      </w:r>
+      <w:r>
+        <w:rPr>
+          <w:rFonts w:ascii="Times New Roman" w:eastAsia="Times New Roman" w:hAnsi="Times New Roman"/>
+        </w:rPr>
+        <w:t>.3.1 Doctor Dashboard and Appointments</w:t>
+      </w:r>
+      <w:bookmarkEnd w:id="41"/>
     </w:p>
     <w:p>
       <w:r>
@@ -9551,19 +11379,41 @@
           <w:b/>
           <w:sz w:val="22"/>
         </w:rPr>
-        <w:t>Figure 5.7: Doctor dashboard and appointment management screens</w:t>
+        <w:t xml:space="preserve">Figure </w:t>
+      </w:r>
+      <w:r>
+        <w:rPr>
+          <w:b/>
+          <w:sz w:val="22"/>
+        </w:rPr>
+        <w:t>4</w:t>
+      </w:r>
+      <w:r>
+        <w:rPr>
+          <w:b/>
+          <w:sz w:val="22"/>
+        </w:rPr>
+        <w:t>.7: Doctor dashboard and appointment management screens</w:t>
       </w:r>
     </w:p>
     <w:p>
       <w:pPr>
         <w:pStyle w:val="Heading3"/>
       </w:pPr>
+      <w:bookmarkStart w:id="42" w:name="_Toc228887903"/>
       <w:r>
         <w:rPr>
           <w:rFonts w:ascii="Times New Roman" w:eastAsia="Times New Roman" w:hAnsi="Times New Roman"/>
         </w:rPr>
-        <w:t>5.3.2 QR Scan and Check-in Confirmation</w:t>
-      </w:r>
+        <w:t>4</w:t>
+      </w:r>
+      <w:r>
+        <w:rPr>
+          <w:rFonts w:ascii="Times New Roman" w:eastAsia="Times New Roman" w:hAnsi="Times New Roman"/>
+        </w:rPr>
+        <w:t>.3.2 QR Scan and Check-in Confirmation</w:t>
+      </w:r>
+      <w:bookmarkEnd w:id="42"/>
     </w:p>
     <w:p>
       <w:r>
@@ -9614,19 +11464,41 @@
           <w:b/>
           <w:sz w:val="22"/>
         </w:rPr>
-        <w:t>Figure 5.8: Doctor QR scan confirmation screen</w:t>
+        <w:t xml:space="preserve">Figure </w:t>
+      </w:r>
+      <w:r>
+        <w:rPr>
+          <w:b/>
+          <w:sz w:val="22"/>
+        </w:rPr>
+        <w:t>4</w:t>
+      </w:r>
+      <w:r>
+        <w:rPr>
+          <w:b/>
+          <w:sz w:val="22"/>
+        </w:rPr>
+        <w:t>.8: Doctor QR scan confirmation screen</w:t>
       </w:r>
     </w:p>
     <w:p>
       <w:pPr>
         <w:pStyle w:val="Heading3"/>
       </w:pPr>
+      <w:bookmarkStart w:id="43" w:name="_Toc228887904"/>
       <w:r>
         <w:rPr>
           <w:rFonts w:ascii="Times New Roman" w:eastAsia="Times New Roman" w:hAnsi="Times New Roman"/>
         </w:rPr>
-        <w:t>5.3.3 Doctor Documents, Schedule, and Profile</w:t>
-      </w:r>
+        <w:t>4</w:t>
+      </w:r>
+      <w:r>
+        <w:rPr>
+          <w:rFonts w:ascii="Times New Roman" w:eastAsia="Times New Roman" w:hAnsi="Times New Roman"/>
+        </w:rPr>
+        <w:t>.3.3 Doctor Documents, Schedule, and Profile</w:t>
+      </w:r>
+      <w:bookmarkEnd w:id="43"/>
     </w:p>
     <w:p>
       <w:r>
@@ -9657,16 +11529,35 @@
           <w:b/>
           <w:sz w:val="22"/>
         </w:rPr>
-        <w:t>Figure 5.9: Doctor documents, schedule, and profile screens</w:t>
+        <w:t xml:space="preserve">Figure </w:t>
+      </w:r>
+      <w:r>
+        <w:rPr>
+          <w:b/>
+          <w:sz w:val="22"/>
+        </w:rPr>
+        <w:t>4</w:t>
+      </w:r>
+      <w:r>
+        <w:rPr>
+          <w:b/>
+          <w:sz w:val="22"/>
+        </w:rPr>
+        <w:t>.9: Doctor documents, schedule, and profile screens</w:t>
       </w:r>
     </w:p>
     <w:p>
       <w:pPr>
         <w:pStyle w:val="Heading2"/>
       </w:pPr>
-      <w:r>
-        <w:t>5.4 Admin Implementation</w:t>
-      </w:r>
+      <w:bookmarkStart w:id="44" w:name="_Toc228887905"/>
+      <w:r>
+        <w:t>4</w:t>
+      </w:r>
+      <w:r>
+        <w:t>.4 Admin Implementation</w:t>
+      </w:r>
+      <w:bookmarkEnd w:id="44"/>
     </w:p>
     <w:p>
       <w:r>
@@ -9685,12 +11576,20 @@
       <w:pPr>
         <w:pStyle w:val="Heading3"/>
       </w:pPr>
+      <w:bookmarkStart w:id="45" w:name="_Toc228887906"/>
       <w:r>
         <w:rPr>
           <w:rFonts w:ascii="Times New Roman" w:eastAsia="Times New Roman" w:hAnsi="Times New Roman"/>
         </w:rPr>
-        <w:t>5.4.1 Doctor and Department Management</w:t>
-      </w:r>
+        <w:t>4</w:t>
+      </w:r>
+      <w:r>
+        <w:rPr>
+          <w:rFonts w:ascii="Times New Roman" w:eastAsia="Times New Roman" w:hAnsi="Times New Roman"/>
+        </w:rPr>
+        <w:t>.4.1 Doctor and Department Management</w:t>
+      </w:r>
+      <w:bookmarkEnd w:id="45"/>
     </w:p>
     <w:p>
       <w:r>
@@ -9745,20 +11644,42 @@
           <w:b/>
           <w:sz w:val="22"/>
         </w:rPr>
-        <w:t>Figure 5.10: Admin doctor and department management screens</w:t>
+        <w:t xml:space="preserve">Figure </w:t>
+      </w:r>
+      <w:r>
+        <w:rPr>
+          <w:b/>
+          <w:sz w:val="22"/>
+        </w:rPr>
+        <w:t>4</w:t>
+      </w:r>
+      <w:r>
+        <w:rPr>
+          <w:b/>
+          <w:sz w:val="22"/>
+        </w:rPr>
+        <w:t>.10: Admin doctor and department management screens</w:t>
       </w:r>
     </w:p>
     <w:p>
       <w:pPr>
         <w:pStyle w:val="Heading3"/>
       </w:pPr>
+      <w:bookmarkStart w:id="46" w:name="_Toc228887907"/>
       <w:r>
         <w:rPr>
           <w:rFonts w:ascii="Times New Roman" w:eastAsia="Times New Roman" w:hAnsi="Times New Roman"/>
         </w:rPr>
         <w:lastRenderedPageBreak/>
-        <w:t>5.4.2 User Management, Analytics, and Reports</w:t>
-      </w:r>
+        <w:t>4</w:t>
+      </w:r>
+      <w:r>
+        <w:rPr>
+          <w:rFonts w:ascii="Times New Roman" w:eastAsia="Times New Roman" w:hAnsi="Times New Roman"/>
+        </w:rPr>
+        <w:t>.4.2 User Management, Analytics, and Reports</w:t>
+      </w:r>
+      <w:bookmarkEnd w:id="46"/>
     </w:p>
     <w:p>
       <w:r>
@@ -9797,16 +11718,35 @@
           <w:b/>
           <w:sz w:val="22"/>
         </w:rPr>
-        <w:t>Figure 5.11: Admin user management, analytics, and reports screens</w:t>
+        <w:t xml:space="preserve">Figure </w:t>
+      </w:r>
+      <w:r>
+        <w:rPr>
+          <w:b/>
+          <w:sz w:val="22"/>
+        </w:rPr>
+        <w:t>4</w:t>
+      </w:r>
+      <w:r>
+        <w:rPr>
+          <w:b/>
+          <w:sz w:val="22"/>
+        </w:rPr>
+        <w:t>.11: Admin user management, analytics, and reports screens</w:t>
       </w:r>
     </w:p>
     <w:p>
       <w:pPr>
         <w:pStyle w:val="Heading2"/>
       </w:pPr>
-      <w:r>
-        <w:t>5.5 Super Admin and Governance Implementation</w:t>
-      </w:r>
+      <w:bookmarkStart w:id="47" w:name="_Toc228887908"/>
+      <w:r>
+        <w:t>4</w:t>
+      </w:r>
+      <w:r>
+        <w:t>.5 Super Admin and Governance Implementation</w:t>
+      </w:r>
+      <w:bookmarkEnd w:id="47"/>
     </w:p>
     <w:p>
       <w:r>
@@ -9859,16 +11799,35 @@
           <w:b/>
           <w:sz w:val="22"/>
         </w:rPr>
-        <w:t>Figure 5.12: Super admin dashboard, admin control, and audit log screens</w:t>
+        <w:t xml:space="preserve">Figure </w:t>
+      </w:r>
+      <w:r>
+        <w:rPr>
+          <w:b/>
+          <w:sz w:val="22"/>
+        </w:rPr>
+        <w:t>4</w:t>
+      </w:r>
+      <w:r>
+        <w:rPr>
+          <w:b/>
+          <w:sz w:val="22"/>
+        </w:rPr>
+        <w:t>.12: Super admin dashboard, admin control, and audit log screens</w:t>
       </w:r>
     </w:p>
     <w:p>
       <w:pPr>
         <w:pStyle w:val="Heading2"/>
       </w:pPr>
-      <w:r>
-        <w:t>5.6 Notification and Reminder Implementation</w:t>
-      </w:r>
+      <w:bookmarkStart w:id="48" w:name="_Toc228887909"/>
+      <w:r>
+        <w:t>4</w:t>
+      </w:r>
+      <w:r>
+        <w:t>.6 Notification and Reminder Implementation</w:t>
+      </w:r>
+      <w:bookmarkEnd w:id="48"/>
     </w:p>
     <w:p>
       <w:r>
@@ -9913,16 +11872,35 @@
           <w:b/>
           <w:sz w:val="22"/>
         </w:rPr>
-        <w:t>Figure 5.13: Notification list and appointment reminder screens</w:t>
+        <w:t xml:space="preserve">Figure </w:t>
+      </w:r>
+      <w:r>
+        <w:rPr>
+          <w:b/>
+          <w:sz w:val="22"/>
+        </w:rPr>
+        <w:t>4</w:t>
+      </w:r>
+      <w:r>
+        <w:rPr>
+          <w:b/>
+          <w:sz w:val="22"/>
+        </w:rPr>
+        <w:t>.13: Notification list and appointment reminder screens</w:t>
       </w:r>
     </w:p>
     <w:p>
       <w:pPr>
         <w:pStyle w:val="Heading2"/>
       </w:pPr>
-      <w:r>
-        <w:t>5.7 Security Implementation</w:t>
-      </w:r>
+      <w:bookmarkStart w:id="49" w:name="_Toc228887910"/>
+      <w:r>
+        <w:t>4</w:t>
+      </w:r>
+      <w:r>
+        <w:t>.7 Security Implementation</w:t>
+      </w:r>
+      <w:bookmarkEnd w:id="49"/>
     </w:p>
     <w:p>
       <w:r>
@@ -9962,9 +11940,14 @@
       <w:pPr>
         <w:pStyle w:val="Heading2"/>
       </w:pPr>
-      <w:r>
-        <w:t>5.8 Localization, Theme, and User Experience</w:t>
-      </w:r>
+      <w:bookmarkStart w:id="50" w:name="_Toc228887911"/>
+      <w:r>
+        <w:t>4</w:t>
+      </w:r>
+      <w:r>
+        <w:t>.8 Localization, Theme, and User Experience</w:t>
+      </w:r>
+      <w:bookmarkEnd w:id="50"/>
     </w:p>
     <w:p>
       <w:r>
@@ -9995,7 +11978,21 @@
           <w:b/>
           <w:sz w:val="22"/>
         </w:rPr>
-        <w:t>Figure 5.14: Language and theme screens</w:t>
+        <w:t xml:space="preserve">Figure </w:t>
+      </w:r>
+      <w:r>
+        <w:rPr>
+          <w:b/>
+          <w:sz w:val="22"/>
+        </w:rPr>
+        <w:t>4</w:t>
+      </w:r>
+      <w:r>
+        <w:rPr>
+          <w:b/>
+          <w:sz w:val="22"/>
+        </w:rPr>
+        <w:t>.14: Language and theme screens</w:t>
       </w:r>
     </w:p>
     <w:p>
@@ -10007,10 +12004,18 @@
       <w:pPr>
         <w:pStyle w:val="Heading1"/>
       </w:pPr>
+      <w:bookmarkStart w:id="51" w:name="_Toc228887912"/>
       <w:r>
         <w:lastRenderedPageBreak/>
-        <w:t>Chapter Six: CONCLUSION</w:t>
-      </w:r>
+        <w:t xml:space="preserve">Chapter </w:t>
+      </w:r>
+      <w:r>
+        <w:t>Five</w:t>
+      </w:r>
+      <w:r>
+        <w:t>: CONCLUSION</w:t>
+      </w:r>
+      <w:bookmarkEnd w:id="51"/>
     </w:p>
     <w:p>
       <w:r>
@@ -10041,10 +12046,24 @@
       <w:pPr>
         <w:pStyle w:val="Heading1"/>
       </w:pPr>
+      <w:bookmarkStart w:id="52" w:name="_Toc228887913"/>
       <w:r>
         <w:lastRenderedPageBreak/>
-        <w:t>Chapter Seven: FUTURE WORK</w:t>
-      </w:r>
+        <w:t xml:space="preserve">Chapter </w:t>
+      </w:r>
+      <w:r>
+        <w:t>S</w:t>
+      </w:r>
+      <w:r>
+        <w:t>i</w:t>
+      </w:r>
+      <w:r>
+        <w:t>x</w:t>
+      </w:r>
+      <w:r>
+        <w:t>: FUTURE WORK</w:t>
+      </w:r>
+      <w:bookmarkEnd w:id="52"/>
     </w:p>
     <w:p>
       <w:r>
@@ -10150,10 +12169,18 @@
       <w:pPr>
         <w:pStyle w:val="Heading1"/>
       </w:pPr>
+      <w:bookmarkStart w:id="53" w:name="_Toc228887914"/>
       <w:r>
         <w:lastRenderedPageBreak/>
-        <w:t>Chapter Eight: REFERENCES</w:t>
-      </w:r>
+        <w:t xml:space="preserve">Chapter </w:t>
+      </w:r>
+      <w:r>
+        <w:t>Seven</w:t>
+      </w:r>
+      <w:r>
+        <w:t>: REFERENCES</w:t>
+      </w:r>
+      <w:bookmarkEnd w:id="53"/>
     </w:p>
     <w:p>
       <w:pPr>
